--- a/Artefatos/Plano_De_Trabalho.Final.docx
+++ b/Artefatos/Plano_De_Trabalho.Final.docx
@@ -94,7 +94,7 @@
           </mc:Choice>
           <mc:Fallback>
             <w:pict>
-              <v:group w14:anchorId="23ADD506" id="Group 1" o:spid="_x0000_s1026" style="position:absolute;margin-left:4.35pt;margin-top:.1pt;width:607.6pt;height:791.8pt;z-index:-251659776;mso-wrap-distance-left:0;mso-wrap-distance-right:0;mso-position-horizontal-relative:page;mso-position-vertical-relative:page" coordsize="77165,100558" o:gfxdata="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">
+              <v:group w14:anchorId="78E8E767" id="Group 1" o:spid="_x0000_s1026" style="position:absolute;margin-left:4.35pt;margin-top:.1pt;width:607.6pt;height:791.8pt;z-index:-251659776;mso-wrap-distance-left:0;mso-wrap-distance-right:0;mso-position-horizontal-relative:page;mso-position-vertical-relative:page" coordsize="77165,100558" o:gfxdata="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">
                 <v:shapetype id="_x0000_t75" coordsize="21600,21600" o:spt="75" o:preferrelative="t" path="m@4@5l@4@11@9@11@9@5xe" filled="f" stroked="f">
                   <v:stroke joinstyle="miter"/>
                   <v:formulas>
@@ -2168,7 +2168,7 @@
                 </mc:Choice>
                 <mc:Fallback>
                   <w:pict>
-                    <v:group w14:anchorId="6E549374" id="Group 4" o:spid="_x0000_s1026" style="position:absolute;margin-left:.9pt;margin-top:-.45pt;width:502.55pt;height:13.8pt;z-index:-251657728;mso-wrap-distance-left:0;mso-wrap-distance-right:0" coordsize="63823,1752" o:gfxdata="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">
+                    <v:group w14:anchorId="67018A1B" id="Group 4" o:spid="_x0000_s1026" style="position:absolute;margin-left:.9pt;margin-top:-.45pt;width:502.55pt;height:13.8pt;z-index:-251657728;mso-wrap-distance-left:0;mso-wrap-distance-right:0" coordsize="63823,1752" o:gfxdata="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">
                       <v:shape id="Graphic 5" o:spid="_x0000_s1027" style="position:absolute;width:63823;height:1752;visibility:visible;mso-wrap-style:square;v-text-anchor:top" coordsize="6382385,175260" o:gfxdata="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" path="m6382258,l,,,175260r6382258,l6382258,xe" fillcolor="#d9d9d9" stroked="f">
                         <v:path arrowok="t"/>
                       </v:shape>
@@ -4562,7 +4562,7 @@
                 </mc:Choice>
                 <mc:Fallback>
                   <w:pict>
-                    <v:group w14:anchorId="517C4DBB" id="Group 15" o:spid="_x0000_s1026" style="position:absolute;margin-left:.9pt;margin-top:0;width:502.55pt;height:13.8pt;z-index:-251663872;mso-wrap-distance-left:0;mso-wrap-distance-right:0" coordsize="63823,1752" o:gfxdata="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">
+                    <v:group w14:anchorId="60BD9CE9" id="Group 15" o:spid="_x0000_s1026" style="position:absolute;margin-left:.9pt;margin-top:0;width:502.55pt;height:13.8pt;z-index:-251663872;mso-wrap-distance-left:0;mso-wrap-distance-right:0" coordsize="63823,1752" o:gfxdata="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">
                       <v:shape id="Graphic 16" o:spid="_x0000_s1027" style="position:absolute;width:63823;height:1752;visibility:visible;mso-wrap-style:square;v-text-anchor:top" coordsize="6382385,175260" o:gfxdata="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" path="m6382258,l,,,175259r6382258,l6382258,xe" fillcolor="#d9d9d9" stroked="f">
                         <v:path arrowok="t"/>
                       </v:shape>
@@ -5169,7 +5169,7 @@
                 </mc:Choice>
                 <mc:Fallback>
                   <w:pict>
-                    <v:group w14:anchorId="30352060" id="Group 17" o:spid="_x0000_s1026" style="position:absolute;margin-left:.9pt;margin-top:0;width:502.55pt;height:13.8pt;z-index:-251662848;mso-wrap-distance-left:0;mso-wrap-distance-right:0" coordsize="63823,1752" o:gfxdata="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">
+                    <v:group w14:anchorId="7AD6F836" id="Group 17" o:spid="_x0000_s1026" style="position:absolute;margin-left:.9pt;margin-top:0;width:502.55pt;height:13.8pt;z-index:-251662848;mso-wrap-distance-left:0;mso-wrap-distance-right:0" coordsize="63823,1752" o:gfxdata="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">
                       <v:shape id="Graphic 18" o:spid="_x0000_s1027" style="position:absolute;width:63823;height:1752;visibility:visible;mso-wrap-style:square;v-text-anchor:top" coordsize="6382385,175260" o:gfxdata="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" path="m6382258,l,,,175260r6382258,l6382258,xe" fillcolor="#d9d9d9" stroked="f">
                         <v:path arrowok="t"/>
                       </v:shape>
@@ -5946,7 +5946,7 @@
                 </mc:Choice>
                 <mc:Fallback>
                   <w:pict>
-                    <v:group w14:anchorId="61E6EB96" id="Group 19" o:spid="_x0000_s1026" style="position:absolute;margin-left:.9pt;margin-top:0;width:502.55pt;height:13.8pt;z-index:-251660800;mso-wrap-distance-left:0;mso-wrap-distance-right:0" coordsize="63823,1752" o:gfxdata="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">
+                    <v:group w14:anchorId="1994B7E9" id="Group 19" o:spid="_x0000_s1026" style="position:absolute;margin-left:.9pt;margin-top:0;width:502.55pt;height:13.8pt;z-index:-251660800;mso-wrap-distance-left:0;mso-wrap-distance-right:0" coordsize="63823,1752" o:gfxdata="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">
                       <v:shape id="Graphic 20" o:spid="_x0000_s1027" style="position:absolute;width:63823;height:1752;visibility:visible;mso-wrap-style:square;v-text-anchor:top" coordsize="6382385,175260" o:gfxdata="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" path="m6382258,l,,,175260r6382258,l6382258,xe" fillcolor="#d9d9d9" stroked="f">
                         <v:path arrowok="t"/>
                       </v:shape>
@@ -6186,7 +6186,7 @@
                 </mc:Choice>
                 <mc:Fallback>
                   <w:pict>
-                    <v:group w14:anchorId="31D92C93" id="Group 7" o:spid="_x0000_s1026" style="position:absolute;margin-left:-83.6pt;margin-top:-444.5pt;width:607.85pt;height:791.8pt;z-index:-251664896;mso-wrap-distance-left:0;mso-wrap-distance-right:0;mso-position-horizontal-relative:page;mso-position-vertical-relative:page" coordsize="77196,100558" o:gfxdata="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">
+                    <v:group w14:anchorId="16FC44DA" id="Group 7" o:spid="_x0000_s1026" style="position:absolute;margin-left:-83.6pt;margin-top:-444.5pt;width:607.85pt;height:791.8pt;z-index:-251664896;mso-wrap-distance-left:0;mso-wrap-distance-right:0;mso-position-horizontal-relative:page;mso-position-vertical-relative:page" coordsize="77196,100558" o:gfxdata="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">
                       <v:shape id="Image 8" o:spid="_x0000_s1027" type="#_x0000_t75" style="position:absolute;left:11544;top:12543;width:57198;height:66040;visibility:visible;mso-wrap-style:square" o:gfxdata="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">
                         <v:imagedata r:id="rId10" o:title=""/>
                       </v:shape>
@@ -6711,7 +6711,7 @@
                 <w:sz w:val="24"/>
                 <w:szCs w:val="24"/>
               </w:rPr>
-              <w:t xml:space="preserve">Realizar o diagnóstico de TI por meio de entrevista, questionários e observação direta dos recursos de TI, infraestrutura e utilização dos sistemas nos processos da empresa, no período de </w:t>
+              <w:t xml:space="preserve">Realizar o diagnóstico de TI por meio de entrevista e observação direta dos recursos de TI, infraestrutura e utilização dos sistemas nos processos da empresa, no período de </w:t>
             </w:r>
             <w:r>
               <w:rPr>
@@ -6729,33 +6729,6 @@
                 <w:bCs/>
               </w:rPr>
               <w:t>.</w:t>
-            </w:r>
-          </w:p>
-          <w:p>
-            <w:pPr>
-              <w:pStyle w:val="TableParagraph"/>
-              <w:numPr>
-                <w:ilvl w:val="0"/>
-                <w:numId w:val="3"/>
-              </w:numPr>
-              <w:tabs>
-                <w:tab w:val="left" w:pos="727"/>
-                <w:tab w:val="left" w:pos="729"/>
-              </w:tabs>
-              <w:spacing w:line="252" w:lineRule="auto"/>
-              <w:ind w:right="-29"/>
-              <w:jc w:val="both"/>
-              <w:rPr>
-                <w:sz w:val="28"/>
-                <w:szCs w:val="28"/>
-              </w:rPr>
-            </w:pPr>
-            <w:r>
-              <w:rPr>
-                <w:sz w:val="24"/>
-                <w:szCs w:val="24"/>
-              </w:rPr>
-              <w:t>Mapear os softwares, hardwares e a infraestrutura de rede utilizados pela empresa, identificando os recursos tecnológicos disponíveis e sua utilização, no período de 06/10/2026 a 07/10/2026.</w:t>
             </w:r>
           </w:p>
           <w:p>
@@ -6920,7 +6893,7 @@
                                 <w:sz w:val="24"/>
                                 <w:szCs w:val="24"/>
                               </w:rPr>
-                              <w:t>Realizar a análise e interpretação dos dados do diagnóstico e aplicar as ferramentas SWOT, GUT, Pareto, avaliação de maturidade de TI e Ishikawa, no período de 14/10/2026 a 22/10/2026.</w:t>
+                              <w:t>Realizar a análise e interpretação dos dados do diagnóstico e aplicar as ferramentas SWOT, GUT, avaliação de maturidade de TI e Ishikawa, no período de 14/10/2026 a 22/10/2026.</w:t>
                             </w:r>
                           </w:p>
                           <w:p>
@@ -7130,7 +7103,7 @@
                           <w:sz w:val="24"/>
                           <w:szCs w:val="24"/>
                         </w:rPr>
-                        <w:t>Realizar a análise e interpretação dos dados do diagnóstico e aplicar as ferramentas SWOT, GUT, Pareto, avaliação de maturidade de TI e Ishikawa, no período de 14/10/2026 a 22/10/2026.</w:t>
+                        <w:t>Realizar a análise e interpretação dos dados do diagnóstico e aplicar as ferramentas SWOT, GUT, avaliação de maturidade de TI e Ishikawa, no período de 14/10/2026 a 22/10/2026.</w:t>
                       </w:r>
                     </w:p>
                     <w:p>
@@ -7840,7 +7813,7 @@
                 <w:sz w:val="24"/>
                 <w:szCs w:val="24"/>
               </w:rPr>
-              <w:t>Quantidade de instrumentos de coleta de dados de TI aplicados (entrevista, questionários e observação direta) (GPA</w:t>
+              <w:t>Quantidade de instrumentos de coleta de dados de TI aplicados (entrevista, e observação direta) (GPA</w:t>
             </w:r>
             <w:r>
               <w:rPr>
@@ -7878,46 +7851,6 @@
               <w:ind w:left="737" w:right="535" w:hanging="360"/>
               <w:jc w:val="both"/>
               <w:rPr>
-                <w:sz w:val="32"/>
-                <w:szCs w:val="32"/>
-              </w:rPr>
-            </w:pPr>
-            <w:r>
-              <w:rPr>
-                <w:sz w:val="24"/>
-                <w:szCs w:val="24"/>
-              </w:rPr>
-              <w:t>Quantidade de softwares, hardwares e componentes da infraestrutura de rede identificados e mapeados (</w:t>
-            </w:r>
-            <w:r>
-              <w:rPr>
-                <w:sz w:val="24"/>
-                <w:szCs w:val="24"/>
-              </w:rPr>
-              <w:t>GPA/</w:t>
-            </w:r>
-            <w:r>
-              <w:rPr>
-                <w:sz w:val="24"/>
-                <w:szCs w:val="24"/>
-              </w:rPr>
-              <w:t>GitHub).</w:t>
-            </w:r>
-          </w:p>
-          <w:p>
-            <w:pPr>
-              <w:pStyle w:val="TableParagraph"/>
-              <w:numPr>
-                <w:ilvl w:val="0"/>
-                <w:numId w:val="1"/>
-              </w:numPr>
-              <w:tabs>
-                <w:tab w:val="left" w:pos="737"/>
-              </w:tabs>
-              <w:spacing w:before="14" w:line="247" w:lineRule="auto"/>
-              <w:ind w:left="737" w:right="535" w:hanging="360"/>
-              <w:jc w:val="both"/>
-              <w:rPr>
                 <w:sz w:val="28"/>
                 <w:szCs w:val="28"/>
               </w:rPr>
@@ -7979,7 +7912,7 @@
                 <w:sz w:val="24"/>
                 <w:szCs w:val="24"/>
               </w:rPr>
-              <w:t>Resultados obtidos na aplicação das ferramentas de análise SWOT, GUT, Pareto, avaliação de maturidade de TI e Ishikawa (GPA/GitHub).</w:t>
+              <w:t>Resultados obtidos na aplicação das ferramentas de análise SWOT, GUT, avaliação de maturidade de TI e Ishikawa (GPA/GitHub).</w:t>
             </w:r>
           </w:p>
           <w:p>
@@ -10362,7 +10295,7 @@
           </mc:Choice>
           <mc:Fallback>
             <w:pict>
-              <v:group w14:anchorId="4D7EE73E" id="Group 23" o:spid="_x0000_s1026" style="position:absolute;margin-left:-3.7pt;margin-top:3.2pt;width:791.35pt;height:609.35pt;z-index:-251658752;mso-wrap-distance-left:0;mso-wrap-distance-right:0;mso-position-horizontal-relative:page;mso-position-vertical-relative:page" coordsize="100501,77387" o:gfxdata="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">
+              <v:group w14:anchorId="1796EEDF" id="Group 23" o:spid="_x0000_s1026" style="position:absolute;margin-left:-3.7pt;margin-top:3.2pt;width:791.35pt;height:609.35pt;z-index:-251658752;mso-wrap-distance-left:0;mso-wrap-distance-right:0;mso-position-horizontal-relative:page;mso-position-vertical-relative:page" coordsize="100501,77387" o:gfxdata="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">
                 <v:shape id="Image 24" o:spid="_x0000_s1027" type="#_x0000_t75" style="position:absolute;left:39286;top:24008;width:25569;height:29517;visibility:visible;mso-wrap-style:square" o:gfxdata="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">
                   <v:imagedata r:id="rId10" o:title=""/>
                 </v:shape>
@@ -15314,7 +15247,6 @@
             <w:tcBorders>
               <w:top w:val="single" w:sz="4" w:space="0" w:color="auto"/>
               <w:left w:val="single" w:sz="4" w:space="0" w:color="000000"/>
-              <w:bottom w:val="single" w:sz="4" w:space="0" w:color="000000"/>
               <w:right w:val="single" w:sz="4" w:space="0" w:color="000000"/>
             </w:tcBorders>
             <w:vAlign w:val="center"/>
@@ -15573,24 +15505,18 @@
               <w:ind w:left="64" w:right="14"/>
               <w:jc w:val="center"/>
               <w:rPr>
-                <w:sz w:val="24"/>
-              </w:rPr>
-            </w:pPr>
-            <w:r>
-              <w:rPr>
                 <w:spacing w:val="-5"/>
                 <w:w w:val="105"/>
                 <w:sz w:val="24"/>
               </w:rPr>
-              <w:t>1</w:t>
-            </w:r>
+            </w:pPr>
             <w:r>
               <w:rPr>
                 <w:spacing w:val="-5"/>
                 <w:w w:val="105"/>
                 <w:sz w:val="24"/>
               </w:rPr>
-              <w:t>8</w:t>
+              <w:t>19</w:t>
             </w:r>
           </w:p>
         </w:tc>
@@ -15599,219 +15525,7 @@
             <w:tcW w:w="3278" w:type="dxa"/>
             <w:vMerge/>
             <w:tcBorders>
-              <w:top w:val="single" w:sz="4" w:space="0" w:color="000000"/>
-              <w:left w:val="single" w:sz="4" w:space="0" w:color="000000"/>
-              <w:bottom w:val="single" w:sz="4" w:space="0" w:color="000000"/>
-              <w:right w:val="single" w:sz="4" w:space="0" w:color="000000"/>
-            </w:tcBorders>
-          </w:tcPr>
-          <w:p>
-            <w:pPr>
-              <w:rPr>
-                <w:sz w:val="2"/>
-                <w:szCs w:val="2"/>
-              </w:rPr>
-            </w:pPr>
-          </w:p>
-        </w:tc>
-        <w:tc>
-          <w:tcPr>
-            <w:tcW w:w="4611" w:type="dxa"/>
-            <w:tcBorders>
-              <w:top w:val="single" w:sz="4" w:space="0" w:color="000000"/>
-              <w:left w:val="single" w:sz="4" w:space="0" w:color="000000"/>
-              <w:bottom w:val="single" w:sz="4" w:space="0" w:color="000000"/>
-              <w:right w:val="single" w:sz="4" w:space="0" w:color="000000"/>
-            </w:tcBorders>
-          </w:tcPr>
-          <w:p>
-            <w:pPr>
-              <w:pStyle w:val="TableParagraph"/>
-              <w:spacing w:before="3" w:line="260" w:lineRule="atLeast"/>
-              <w:ind w:left="87" w:hanging="8"/>
-              <w:rPr>
-                <w:sz w:val="24"/>
-                <w:szCs w:val="24"/>
-              </w:rPr>
-            </w:pPr>
-            <w:r>
-              <w:rPr>
-                <w:sz w:val="24"/>
-                <w:szCs w:val="24"/>
-              </w:rPr>
-              <w:t>Elaborar Roteiro de Questionário de TI para funcionários.</w:t>
-            </w:r>
-          </w:p>
-          <w:p>
-            <w:pPr>
-              <w:pStyle w:val="TableParagraph"/>
-              <w:spacing w:before="3" w:line="260" w:lineRule="atLeast"/>
-              <w:ind w:left="87" w:hanging="8"/>
-              <w:rPr>
-                <w:sz w:val="24"/>
-                <w:szCs w:val="24"/>
-              </w:rPr>
-            </w:pPr>
-            <w:r>
-              <w:rPr>
-                <w:sz w:val="24"/>
-                <w:szCs w:val="24"/>
-              </w:rPr>
-              <w:t>(Preencher no relatório)</w:t>
-            </w:r>
-          </w:p>
-        </w:tc>
-        <w:tc>
-          <w:tcPr>
-            <w:tcW w:w="1924" w:type="dxa"/>
-            <w:tcBorders>
-              <w:top w:val="single" w:sz="4" w:space="0" w:color="000000"/>
-              <w:left w:val="single" w:sz="4" w:space="0" w:color="000000"/>
-              <w:bottom w:val="single" w:sz="4" w:space="0" w:color="000000"/>
-              <w:right w:val="single" w:sz="4" w:space="0" w:color="000000"/>
-            </w:tcBorders>
-          </w:tcPr>
-          <w:p>
-            <w:pPr>
-              <w:pStyle w:val="TableParagraph"/>
-              <w:spacing w:before="129"/>
-              <w:ind w:left="36" w:right="15"/>
-              <w:jc w:val="center"/>
-              <w:rPr>
-                <w:sz w:val="23"/>
-              </w:rPr>
-            </w:pPr>
-            <w:r>
-              <w:rPr>
-                <w:sz w:val="23"/>
-                <w:szCs w:val="23"/>
-              </w:rPr>
-              <w:t>Ian, Thiago, Leandro e Lucas</w:t>
-            </w:r>
-          </w:p>
-        </w:tc>
-        <w:tc>
-          <w:tcPr>
-            <w:tcW w:w="1276" w:type="dxa"/>
-            <w:tcBorders>
-              <w:top w:val="single" w:sz="4" w:space="0" w:color="000000"/>
-              <w:left w:val="single" w:sz="4" w:space="0" w:color="000000"/>
-              <w:bottom w:val="single" w:sz="4" w:space="0" w:color="000000"/>
-              <w:right w:val="single" w:sz="4" w:space="0" w:color="000000"/>
-            </w:tcBorders>
-          </w:tcPr>
-          <w:p>
-            <w:pPr>
-              <w:pStyle w:val="TableParagraph"/>
-              <w:spacing w:before="129"/>
-              <w:ind w:left="26" w:right="1"/>
-              <w:jc w:val="center"/>
-              <w:rPr>
-                <w:sz w:val="24"/>
-                <w:szCs w:val="24"/>
-              </w:rPr>
-            </w:pPr>
-            <w:r>
-              <w:rPr>
-                <w:sz w:val="24"/>
-                <w:szCs w:val="24"/>
-              </w:rPr>
-              <w:t>23/09/2026</w:t>
-            </w:r>
-          </w:p>
-        </w:tc>
-        <w:tc>
-          <w:tcPr>
-            <w:tcW w:w="1240" w:type="dxa"/>
-            <w:tcBorders>
-              <w:top w:val="single" w:sz="4" w:space="0" w:color="000000"/>
-              <w:left w:val="single" w:sz="4" w:space="0" w:color="000000"/>
-              <w:bottom w:val="single" w:sz="4" w:space="0" w:color="000000"/>
-              <w:right w:val="single" w:sz="4" w:space="0" w:color="000000"/>
-            </w:tcBorders>
-          </w:tcPr>
-          <w:p>
-            <w:pPr>
-              <w:pStyle w:val="TableParagraph"/>
-              <w:spacing w:before="129"/>
-              <w:ind w:left="44"/>
-              <w:jc w:val="center"/>
-              <w:rPr>
-                <w:sz w:val="24"/>
-                <w:szCs w:val="24"/>
-              </w:rPr>
-            </w:pPr>
-            <w:r>
-              <w:rPr>
-                <w:sz w:val="24"/>
-                <w:szCs w:val="24"/>
-              </w:rPr>
-              <w:t>26/09/2026</w:t>
-            </w:r>
-          </w:p>
-        </w:tc>
-        <w:tc>
-          <w:tcPr>
-            <w:tcW w:w="2270" w:type="dxa"/>
-            <w:tcBorders>
-              <w:top w:val="single" w:sz="4" w:space="0" w:color="000000"/>
-              <w:left w:val="single" w:sz="4" w:space="0" w:color="000000"/>
-              <w:bottom w:val="single" w:sz="4" w:space="0" w:color="000000"/>
-              <w:right w:val="single" w:sz="4" w:space="0" w:color="000000"/>
-            </w:tcBorders>
-          </w:tcPr>
-          <w:p>
-            <w:pPr>
-              <w:pStyle w:val="TableParagraph"/>
-            </w:pPr>
-          </w:p>
-        </w:tc>
-      </w:tr>
-      <w:tr>
-        <w:trPr>
-          <w:trHeight w:val="552"/>
-        </w:trPr>
-        <w:tc>
-          <w:tcPr>
-            <w:tcW w:w="497" w:type="dxa"/>
-            <w:tcBorders>
-              <w:top w:val="single" w:sz="4" w:space="0" w:color="000000"/>
-              <w:left w:val="single" w:sz="4" w:space="0" w:color="000000"/>
-              <w:bottom w:val="single" w:sz="4" w:space="0" w:color="000000"/>
-              <w:right w:val="single" w:sz="4" w:space="0" w:color="000000"/>
-            </w:tcBorders>
-            <w:vAlign w:val="center"/>
-          </w:tcPr>
-          <w:p>
-            <w:pPr>
-              <w:pStyle w:val="TableParagraph"/>
-              <w:spacing w:before="129"/>
-              <w:ind w:left="64" w:right="14"/>
-              <w:jc w:val="center"/>
-              <w:rPr>
-                <w:spacing w:val="-5"/>
-                <w:w w:val="105"/>
-                <w:sz w:val="24"/>
-              </w:rPr>
-            </w:pPr>
-            <w:r>
-              <w:rPr>
-                <w:spacing w:val="-5"/>
-                <w:w w:val="105"/>
-                <w:sz w:val="24"/>
-              </w:rPr>
-              <w:t>19</w:t>
-            </w:r>
-          </w:p>
-        </w:tc>
-        <w:tc>
-          <w:tcPr>
-            <w:tcW w:w="3278" w:type="dxa"/>
-            <w:vMerge/>
-            <w:tcBorders>
-              <w:top w:val="single" w:sz="4" w:space="0" w:color="000000"/>
-              <w:left w:val="single" w:sz="4" w:space="0" w:color="000000"/>
-              <w:bottom w:val="single" w:sz="4" w:space="0" w:color="000000"/>
+              <w:left w:val="single" w:sz="4" w:space="0" w:color="000000"/>
               <w:right w:val="single" w:sz="4" w:space="0" w:color="000000"/>
             </w:tcBorders>
           </w:tcPr>
@@ -16014,9 +15728,7 @@
             <w:tcW w:w="3278" w:type="dxa"/>
             <w:vMerge/>
             <w:tcBorders>
-              <w:top w:val="single" w:sz="4" w:space="0" w:color="000000"/>
-              <w:left w:val="single" w:sz="4" w:space="0" w:color="000000"/>
-              <w:bottom w:val="single" w:sz="4" w:space="0" w:color="000000"/>
+              <w:left w:val="single" w:sz="4" w:space="0" w:color="000000"/>
               <w:right w:val="single" w:sz="4" w:space="0" w:color="000000"/>
             </w:tcBorders>
           </w:tcPr>
@@ -16205,9 +15917,7 @@
             <w:tcW w:w="3278" w:type="dxa"/>
             <w:vMerge/>
             <w:tcBorders>
-              <w:top w:val="single" w:sz="4" w:space="0" w:color="000000"/>
-              <w:left w:val="single" w:sz="4" w:space="0" w:color="000000"/>
-              <w:bottom w:val="single" w:sz="4" w:space="0" w:color="000000"/>
+              <w:left w:val="single" w:sz="4" w:space="0" w:color="000000"/>
               <w:right w:val="single" w:sz="4" w:space="0" w:color="000000"/>
             </w:tcBorders>
           </w:tcPr>
@@ -16282,21 +15992,7 @@
                 <w:sz w:val="23"/>
                 <w:szCs w:val="23"/>
               </w:rPr>
-              <w:t>Isabele</w:t>
-            </w:r>
-            <w:r>
-              <w:rPr>
-                <w:sz w:val="23"/>
-                <w:szCs w:val="23"/>
-              </w:rPr>
-              <w:t xml:space="preserve"> e</w:t>
-            </w:r>
-            <w:r>
-              <w:rPr>
-                <w:sz w:val="23"/>
-                <w:szCs w:val="23"/>
-              </w:rPr>
-              <w:t xml:space="preserve"> Ian</w:t>
+              <w:t>Isabele e Ian</w:t>
             </w:r>
           </w:p>
         </w:tc>
@@ -16412,9 +16108,7 @@
             <w:tcW w:w="3278" w:type="dxa"/>
             <w:vMerge/>
             <w:tcBorders>
-              <w:top w:val="single" w:sz="4" w:space="0" w:color="000000"/>
-              <w:left w:val="single" w:sz="4" w:space="0" w:color="000000"/>
-              <w:bottom w:val="single" w:sz="4" w:space="0" w:color="000000"/>
+              <w:left w:val="single" w:sz="4" w:space="0" w:color="000000"/>
               <w:right w:val="single" w:sz="4" w:space="0" w:color="000000"/>
             </w:tcBorders>
           </w:tcPr>
@@ -16614,9 +16308,7 @@
             <w:tcW w:w="3278" w:type="dxa"/>
             <w:vMerge/>
             <w:tcBorders>
-              <w:top w:val="single" w:sz="4" w:space="0" w:color="000000"/>
-              <w:left w:val="single" w:sz="4" w:space="0" w:color="000000"/>
-              <w:bottom w:val="single" w:sz="4" w:space="0" w:color="000000"/>
+              <w:left w:val="single" w:sz="4" w:space="0" w:color="000000"/>
               <w:right w:val="single" w:sz="4" w:space="0" w:color="000000"/>
             </w:tcBorders>
           </w:tcPr>
@@ -16831,9 +16523,7 @@
             <w:tcW w:w="3278" w:type="dxa"/>
             <w:vMerge/>
             <w:tcBorders>
-              <w:top w:val="single" w:sz="4" w:space="0" w:color="000000"/>
-              <w:left w:val="single" w:sz="4" w:space="0" w:color="000000"/>
-              <w:bottom w:val="single" w:sz="4" w:space="0" w:color="000000"/>
+              <w:left w:val="single" w:sz="4" w:space="0" w:color="000000"/>
               <w:right w:val="single" w:sz="4" w:space="0" w:color="000000"/>
             </w:tcBorders>
           </w:tcPr>
@@ -17038,9 +16728,7 @@
             <w:tcW w:w="3278" w:type="dxa"/>
             <w:vMerge/>
             <w:tcBorders>
-              <w:top w:val="single" w:sz="4" w:space="0" w:color="000000"/>
-              <w:left w:val="single" w:sz="4" w:space="0" w:color="000000"/>
-              <w:bottom w:val="single" w:sz="4" w:space="0" w:color="000000"/>
+              <w:left w:val="single" w:sz="4" w:space="0" w:color="000000"/>
               <w:right w:val="single" w:sz="4" w:space="0" w:color="000000"/>
             </w:tcBorders>
           </w:tcPr>
@@ -17111,6 +16799,7 @@
               <w:bottom w:val="single" w:sz="4" w:space="0" w:color="000000"/>
               <w:right w:val="single" w:sz="4" w:space="0" w:color="000000"/>
             </w:tcBorders>
+            <w:vAlign w:val="center"/>
           </w:tcPr>
           <w:p>
             <w:pPr>
@@ -17188,7 +16877,7 @@
                 <w:sz w:val="24"/>
                 <w:szCs w:val="24"/>
               </w:rPr>
-              <w:t>05/10/2026</w:t>
+              <w:t>07/10/2026</w:t>
             </w:r>
           </w:p>
         </w:tc>
@@ -17222,6 +16911,7 @@
               <w:bottom w:val="single" w:sz="4" w:space="0" w:color="000000"/>
               <w:right w:val="single" w:sz="4" w:space="0" w:color="000000"/>
             </w:tcBorders>
+            <w:vAlign w:val="center"/>
           </w:tcPr>
           <w:p>
             <w:pPr>
@@ -17235,22 +16925,6 @@
                 <w:sz w:val="24"/>
               </w:rPr>
             </w:pPr>
-            <w:r>
-              <w:rPr>
-                <w:spacing w:val="-5"/>
-                <w:w w:val="105"/>
-                <w:sz w:val="24"/>
-              </w:rPr>
-              <w:t>2</w:t>
-            </w:r>
-            <w:r>
-              <w:rPr>
-                <w:spacing w:val="-5"/>
-                <w:w w:val="105"/>
-                <w:sz w:val="24"/>
-              </w:rPr>
-              <w:t>5</w:t>
-            </w:r>
           </w:p>
         </w:tc>
         <w:tc>
@@ -17258,7 +16932,6 @@
             <w:tcW w:w="3278" w:type="dxa"/>
             <w:vMerge/>
             <w:tcBorders>
-              <w:top w:val="single" w:sz="4" w:space="0" w:color="000000"/>
               <w:left w:val="single" w:sz="4" w:space="0" w:color="000000"/>
               <w:bottom w:val="single" w:sz="4" w:space="0" w:color="000000"/>
               <w:right w:val="single" w:sz="4" w:space="0" w:color="000000"/>
@@ -17297,7 +16970,7 @@
                 <w:sz w:val="24"/>
                 <w:szCs w:val="24"/>
               </w:rPr>
-              <w:t xml:space="preserve">Mapear Softwares, Hardwares e infraestrutura </w:t>
+              <w:t>Elaborar Fluxogramas dos processos críticos.</w:t>
             </w:r>
           </w:p>
         </w:tc>
@@ -17318,16 +16991,16 @@
               <w:ind w:left="36" w:right="23"/>
               <w:jc w:val="center"/>
               <w:rPr>
-                <w:w w:val="105"/>
-                <w:sz w:val="23"/>
-              </w:rPr>
-            </w:pPr>
-            <w:r>
-              <w:rPr>
                 <w:sz w:val="23"/>
                 <w:szCs w:val="23"/>
               </w:rPr>
-              <w:t>Ian e Igor</w:t>
+            </w:pPr>
+            <w:r>
+              <w:rPr>
+                <w:sz w:val="24"/>
+                <w:szCs w:val="24"/>
+              </w:rPr>
+              <w:t>Gabriel</w:t>
             </w:r>
           </w:p>
         </w:tc>
@@ -17340,7 +17013,6 @@
               <w:bottom w:val="single" w:sz="4" w:space="0" w:color="000000"/>
               <w:right w:val="single" w:sz="4" w:space="0" w:color="000000"/>
             </w:tcBorders>
-            <w:vAlign w:val="center"/>
           </w:tcPr>
           <w:p>
             <w:pPr>
@@ -17348,14 +17020,16 @@
               <w:ind w:left="25" w:right="26"/>
               <w:jc w:val="center"/>
               <w:rPr>
-                <w:sz w:val="23"/>
-              </w:rPr>
-            </w:pPr>
-            <w:r>
-              <w:rPr>
-                <w:sz w:val="23"/>
-              </w:rPr>
-              <w:t>06/10/2026</w:t>
+                <w:sz w:val="24"/>
+                <w:szCs w:val="24"/>
+              </w:rPr>
+            </w:pPr>
+            <w:r>
+              <w:rPr>
+                <w:sz w:val="24"/>
+                <w:szCs w:val="24"/>
+              </w:rPr>
+              <w:t>10/10/2026</w:t>
             </w:r>
           </w:p>
         </w:tc>
@@ -17368,7 +17042,6 @@
               <w:bottom w:val="single" w:sz="4" w:space="0" w:color="000000"/>
               <w:right w:val="single" w:sz="4" w:space="0" w:color="000000"/>
             </w:tcBorders>
-            <w:vAlign w:val="center"/>
           </w:tcPr>
           <w:p>
             <w:pPr>
@@ -17376,14 +17049,16 @@
               <w:ind w:left="44"/>
               <w:jc w:val="center"/>
               <w:rPr>
-                <w:sz w:val="23"/>
-              </w:rPr>
-            </w:pPr>
-            <w:r>
-              <w:rPr>
-                <w:sz w:val="23"/>
-              </w:rPr>
-              <w:t>07/10/2026</w:t>
+                <w:sz w:val="24"/>
+                <w:szCs w:val="24"/>
+              </w:rPr>
+            </w:pPr>
+            <w:r>
+              <w:rPr>
+                <w:sz w:val="24"/>
+                <w:szCs w:val="24"/>
+              </w:rPr>
+              <w:t>11/10/2026</w:t>
             </w:r>
           </w:p>
         </w:tc>
@@ -17405,6 +17080,9 @@
         </w:tc>
       </w:tr>
     </w:tbl>
+    <w:p/>
+    <w:p/>
+    <w:p/>
     <w:p/>
     <w:tbl>
       <w:tblPr>
@@ -17464,15 +17142,7 @@
                 <w:w w:val="105"/>
                 <w:sz w:val="24"/>
               </w:rPr>
-              <w:t>2</w:t>
-            </w:r>
-            <w:r>
-              <w:rPr>
-                <w:spacing w:val="-5"/>
-                <w:w w:val="105"/>
-                <w:sz w:val="24"/>
-              </w:rPr>
-              <w:t>6</w:t>
+              <w:t>29</w:t>
             </w:r>
           </w:p>
         </w:tc>
@@ -17483,7 +17153,7 @@
             <w:tcBorders>
               <w:top w:val="single" w:sz="4" w:space="0" w:color="000000"/>
               <w:left w:val="single" w:sz="4" w:space="0" w:color="000000"/>
-              <w:bottom w:val="single" w:sz="4" w:space="0" w:color="000000"/>
+              <w:bottom w:val="single" w:sz="4" w:space="0" w:color="auto"/>
               <w:right w:val="single" w:sz="4" w:space="0" w:color="000000"/>
             </w:tcBorders>
             <w:vAlign w:val="center"/>
@@ -17492,76 +17162,20 @@
             <w:pPr>
               <w:jc w:val="center"/>
               <w:rPr>
-                <w:sz w:val="2"/>
-                <w:szCs w:val="2"/>
-              </w:rPr>
-            </w:pPr>
-            <w:r>
-              <w:rPr>
-                <w:b/>
-                <w:w w:val="105"/>
-                <w:sz w:val="24"/>
-                <w:szCs w:val="24"/>
-              </w:rPr>
-              <w:t>Realizar</w:t>
-            </w:r>
-            <w:r>
-              <w:rPr>
-                <w:b/>
-                <w:spacing w:val="-16"/>
-                <w:w w:val="105"/>
-                <w:sz w:val="24"/>
-                <w:szCs w:val="24"/>
-              </w:rPr>
-              <w:t xml:space="preserve"> </w:t>
-            </w:r>
-            <w:r>
-              <w:rPr>
-                <w:b/>
-                <w:w w:val="105"/>
-                <w:sz w:val="24"/>
-                <w:szCs w:val="24"/>
-              </w:rPr>
-              <w:t>diagnóstico</w:t>
-            </w:r>
-            <w:r>
-              <w:rPr>
-                <w:b/>
-                <w:spacing w:val="-15"/>
-                <w:w w:val="105"/>
-                <w:sz w:val="24"/>
-                <w:szCs w:val="24"/>
-              </w:rPr>
-              <w:t xml:space="preserve"> </w:t>
-            </w:r>
-            <w:r>
-              <w:rPr>
-                <w:b/>
-                <w:w w:val="105"/>
-                <w:sz w:val="24"/>
-                <w:szCs w:val="24"/>
-              </w:rPr>
-              <w:t>de</w:t>
-            </w:r>
-            <w:r>
-              <w:rPr>
-                <w:b/>
-                <w:spacing w:val="-14"/>
-                <w:w w:val="105"/>
-                <w:sz w:val="24"/>
-                <w:szCs w:val="24"/>
-              </w:rPr>
-              <w:t xml:space="preserve"> </w:t>
-            </w:r>
-            <w:r>
-              <w:rPr>
-                <w:b/>
-                <w:spacing w:val="-5"/>
-                <w:w w:val="105"/>
-                <w:sz w:val="24"/>
-                <w:szCs w:val="24"/>
-              </w:rPr>
-              <w:t>TI</w:t>
+                <w:b/>
+                <w:bCs/>
+                <w:sz w:val="24"/>
+                <w:szCs w:val="24"/>
+              </w:rPr>
+            </w:pPr>
+            <w:r>
+              <w:rPr>
+                <w:b/>
+                <w:bCs/>
+                <w:sz w:val="24"/>
+                <w:szCs w:val="24"/>
+              </w:rPr>
+              <w:t>Analisar dados do Diagnóstico</w:t>
             </w:r>
           </w:p>
         </w:tc>
@@ -17589,14 +17203,21 @@
                 <w:sz w:val="24"/>
                 <w:szCs w:val="24"/>
               </w:rPr>
-              <w:t xml:space="preserve">Identificar e mapear os processos criticos que </w:t>
-            </w:r>
-            <w:r>
-              <w:rPr>
-                <w:sz w:val="24"/>
-                <w:szCs w:val="24"/>
-              </w:rPr>
-              <w:t>utilizam TI.</w:t>
+              <w:t xml:space="preserve">Realizar análise e interpretação dos dados coletados no diagnóstico </w:t>
+            </w:r>
+            <w:r>
+              <w:rPr>
+                <w:sz w:val="24"/>
+                <w:szCs w:val="24"/>
+              </w:rPr>
+              <w:t xml:space="preserve">organizacional e de TI. </w:t>
+            </w:r>
+            <w:r>
+              <w:rPr>
+                <w:sz w:val="24"/>
+                <w:szCs w:val="24"/>
+              </w:rPr>
+              <w:t>(Preencher no Relatório)</w:t>
             </w:r>
           </w:p>
         </w:tc>
@@ -17617,17 +17238,16 @@
               <w:ind w:left="36" w:right="23"/>
               <w:jc w:val="center"/>
               <w:rPr>
-                <w:w w:val="105"/>
-                <w:sz w:val="24"/>
-                <w:szCs w:val="24"/>
-              </w:rPr>
-            </w:pPr>
-            <w:r>
-              <w:rPr>
-                <w:sz w:val="24"/>
-                <w:szCs w:val="24"/>
-              </w:rPr>
-              <w:t>Jairo e Luan</w:t>
+                <w:sz w:val="24"/>
+                <w:szCs w:val="24"/>
+              </w:rPr>
+            </w:pPr>
+            <w:r>
+              <w:rPr>
+                <w:sz w:val="24"/>
+                <w:szCs w:val="24"/>
+              </w:rPr>
+              <w:t>Igor, Isabele, Leandro, Gabriel e Ghabriell</w:t>
             </w:r>
           </w:p>
         </w:tc>
@@ -17657,7 +17277,7 @@
                 <w:sz w:val="24"/>
                 <w:szCs w:val="24"/>
               </w:rPr>
-              <w:t>08/10/2026</w:t>
+              <w:t>14/10/2026</w:t>
             </w:r>
           </w:p>
         </w:tc>
@@ -17687,7 +17307,21 @@
                 <w:sz w:val="24"/>
                 <w:szCs w:val="24"/>
               </w:rPr>
-              <w:t>09/10/2026</w:t>
+              <w:t>1</w:t>
+            </w:r>
+            <w:r>
+              <w:rPr>
+                <w:sz w:val="24"/>
+                <w:szCs w:val="24"/>
+              </w:rPr>
+              <w:t>7</w:t>
+            </w:r>
+            <w:r>
+              <w:rPr>
+                <w:sz w:val="24"/>
+                <w:szCs w:val="24"/>
+              </w:rPr>
+              <w:t>/10/2026</w:t>
             </w:r>
           </w:p>
         </w:tc>
@@ -17740,15 +17374,7 @@
                 <w:w w:val="105"/>
                 <w:sz w:val="24"/>
               </w:rPr>
-              <w:t>2</w:t>
-            </w:r>
-            <w:r>
-              <w:rPr>
-                <w:spacing w:val="-5"/>
-                <w:w w:val="105"/>
-                <w:sz w:val="24"/>
-              </w:rPr>
-              <w:t>7</w:t>
+              <w:t>30</w:t>
             </w:r>
           </w:p>
         </w:tc>
@@ -17757,17 +17383,20 @@
             <w:tcW w:w="3278" w:type="dxa"/>
             <w:vMerge/>
             <w:tcBorders>
-              <w:top w:val="single" w:sz="4" w:space="0" w:color="000000"/>
-              <w:left w:val="single" w:sz="4" w:space="0" w:color="000000"/>
-              <w:bottom w:val="single" w:sz="4" w:space="0" w:color="000000"/>
-              <w:right w:val="single" w:sz="4" w:space="0" w:color="000000"/>
-            </w:tcBorders>
-          </w:tcPr>
-          <w:p>
-            <w:pPr>
-              <w:rPr>
-                <w:sz w:val="2"/>
-                <w:szCs w:val="2"/>
+              <w:left w:val="single" w:sz="4" w:space="0" w:color="000000"/>
+              <w:bottom w:val="single" w:sz="4" w:space="0" w:color="auto"/>
+              <w:right w:val="single" w:sz="4" w:space="0" w:color="000000"/>
+            </w:tcBorders>
+            <w:vAlign w:val="center"/>
+          </w:tcPr>
+          <w:p>
+            <w:pPr>
+              <w:jc w:val="center"/>
+              <w:rPr>
+                <w:b/>
+                <w:bCs/>
+                <w:sz w:val="24"/>
+                <w:szCs w:val="24"/>
               </w:rPr>
             </w:pPr>
           </w:p>
@@ -17796,7 +17425,7 @@
                 <w:sz w:val="24"/>
                 <w:szCs w:val="24"/>
               </w:rPr>
-              <w:t>Elaborar Fluxogramas dos processos críticos.</w:t>
+              <w:t>Realizar Matriz SWOT da empresa.</w:t>
             </w:r>
           </w:p>
         </w:tc>
@@ -17817,17 +17446,16 @@
               <w:ind w:left="36" w:right="23"/>
               <w:jc w:val="center"/>
               <w:rPr>
-                <w:w w:val="105"/>
-                <w:sz w:val="24"/>
-                <w:szCs w:val="24"/>
-              </w:rPr>
-            </w:pPr>
-            <w:r>
-              <w:rPr>
-                <w:sz w:val="24"/>
-                <w:szCs w:val="24"/>
-              </w:rPr>
-              <w:t>Gabriel</w:t>
+                <w:sz w:val="24"/>
+                <w:szCs w:val="24"/>
+              </w:rPr>
+            </w:pPr>
+            <w:r>
+              <w:rPr>
+                <w:sz w:val="24"/>
+                <w:szCs w:val="24"/>
+              </w:rPr>
+              <w:t>Jairo, Luan, Ghabriell e Victor</w:t>
             </w:r>
           </w:p>
         </w:tc>
@@ -17856,7 +17484,7 @@
                 <w:sz w:val="24"/>
                 <w:szCs w:val="24"/>
               </w:rPr>
-              <w:t>10/10/2026</w:t>
+              <w:t>17/10/2026</w:t>
             </w:r>
           </w:p>
         </w:tc>
@@ -17885,7 +17513,7 @@
                 <w:sz w:val="24"/>
                 <w:szCs w:val="24"/>
               </w:rPr>
-              <w:t>11/10/2026</w:t>
+              <w:t>17/10/2026</w:t>
             </w:r>
           </w:p>
         </w:tc>
@@ -17919,6 +17547,7 @@
               <w:bottom w:val="single" w:sz="4" w:space="0" w:color="000000"/>
               <w:right w:val="single" w:sz="4" w:space="0" w:color="000000"/>
             </w:tcBorders>
+            <w:vAlign w:val="center"/>
           </w:tcPr>
           <w:p>
             <w:pPr>
@@ -17938,7 +17567,7 @@
                 <w:w w:val="105"/>
                 <w:sz w:val="24"/>
               </w:rPr>
-              <w:t>2</w:t>
+              <w:t>3</w:t>
             </w:r>
             <w:r>
               <w:rPr>
@@ -17946,7 +17575,7 @@
                 <w:w w:val="105"/>
                 <w:sz w:val="24"/>
               </w:rPr>
-              <w:t>8</w:t>
+              <w:t>1</w:t>
             </w:r>
           </w:p>
         </w:tc>
@@ -17955,9 +17584,8 @@
             <w:tcW w:w="3278" w:type="dxa"/>
             <w:vMerge/>
             <w:tcBorders>
-              <w:top w:val="single" w:sz="4" w:space="0" w:color="000000"/>
-              <w:left w:val="single" w:sz="4" w:space="0" w:color="000000"/>
-              <w:bottom w:val="single" w:sz="4" w:space="0" w:color="000000"/>
+              <w:left w:val="single" w:sz="4" w:space="0" w:color="000000"/>
+              <w:bottom w:val="single" w:sz="4" w:space="0" w:color="auto"/>
               <w:right w:val="single" w:sz="4" w:space="0" w:color="000000"/>
             </w:tcBorders>
           </w:tcPr>
@@ -17994,83 +17622,7 @@
                 <w:sz w:val="24"/>
                 <w:szCs w:val="24"/>
               </w:rPr>
-              <w:t>Identificar</w:t>
-            </w:r>
-            <w:r>
-              <w:rPr>
-                <w:spacing w:val="26"/>
-                <w:sz w:val="24"/>
-                <w:szCs w:val="24"/>
-              </w:rPr>
-              <w:t xml:space="preserve"> </w:t>
-            </w:r>
-            <w:r>
-              <w:rPr>
-                <w:sz w:val="24"/>
-                <w:szCs w:val="24"/>
-              </w:rPr>
-              <w:t>gargalos</w:t>
-            </w:r>
-            <w:r>
-              <w:rPr>
-                <w:spacing w:val="26"/>
-                <w:sz w:val="24"/>
-                <w:szCs w:val="24"/>
-              </w:rPr>
-              <w:t xml:space="preserve"> </w:t>
-            </w:r>
-            <w:r>
-              <w:rPr>
-                <w:sz w:val="24"/>
-                <w:szCs w:val="24"/>
-              </w:rPr>
-              <w:t>e</w:t>
-            </w:r>
-            <w:r>
-              <w:rPr>
-                <w:spacing w:val="6"/>
-                <w:sz w:val="24"/>
-                <w:szCs w:val="24"/>
-              </w:rPr>
-              <w:t xml:space="preserve"> </w:t>
-            </w:r>
-            <w:r>
-              <w:rPr>
-                <w:sz w:val="24"/>
-                <w:szCs w:val="24"/>
-              </w:rPr>
-              <w:t>redundâncias</w:t>
-            </w:r>
-            <w:r>
-              <w:rPr>
-                <w:spacing w:val="18"/>
-                <w:sz w:val="24"/>
-                <w:szCs w:val="24"/>
-              </w:rPr>
-              <w:t xml:space="preserve"> </w:t>
-            </w:r>
-            <w:r>
-              <w:rPr>
-                <w:sz w:val="24"/>
-                <w:szCs w:val="24"/>
-              </w:rPr>
-              <w:t>de</w:t>
-            </w:r>
-            <w:r>
-              <w:rPr>
-                <w:spacing w:val="17"/>
-                <w:sz w:val="24"/>
-                <w:szCs w:val="24"/>
-              </w:rPr>
-              <w:t xml:space="preserve"> </w:t>
-            </w:r>
-            <w:r>
-              <w:rPr>
-                <w:spacing w:val="-5"/>
-                <w:sz w:val="24"/>
-                <w:szCs w:val="24"/>
-              </w:rPr>
-              <w:t>TI.</w:t>
+              <w:t>Aplicar Matriz da GUT para priorização de problemas da empresa.</w:t>
             </w:r>
           </w:p>
         </w:tc>
@@ -18091,16 +17643,15 @@
               <w:ind w:left="36" w:right="23"/>
               <w:jc w:val="center"/>
               <w:rPr>
-                <w:sz w:val="24"/>
-                <w:szCs w:val="24"/>
-              </w:rPr>
-            </w:pPr>
-            <w:r>
-              <w:rPr>
-                <w:sz w:val="24"/>
-                <w:szCs w:val="24"/>
-              </w:rPr>
-              <w:t>Ghabriell</w:t>
+                <w:sz w:val="23"/>
+              </w:rPr>
+            </w:pPr>
+            <w:r>
+              <w:rPr>
+                <w:sz w:val="24"/>
+                <w:szCs w:val="24"/>
+              </w:rPr>
+              <w:t>Lucas, Ian, Kauã e Vinícius</w:t>
             </w:r>
           </w:p>
         </w:tc>
@@ -18113,6 +17664,7 @@
               <w:bottom w:val="single" w:sz="4" w:space="0" w:color="000000"/>
               <w:right w:val="single" w:sz="4" w:space="0" w:color="000000"/>
             </w:tcBorders>
+            <w:vAlign w:val="center"/>
           </w:tcPr>
           <w:p>
             <w:pPr>
@@ -18129,7 +17681,7 @@
                 <w:sz w:val="24"/>
                 <w:szCs w:val="24"/>
               </w:rPr>
-              <w:t>12/10/2026</w:t>
+              <w:t>17/10/2026</w:t>
             </w:r>
           </w:p>
         </w:tc>
@@ -18142,6 +17694,7 @@
               <w:bottom w:val="single" w:sz="4" w:space="0" w:color="000000"/>
               <w:right w:val="single" w:sz="4" w:space="0" w:color="000000"/>
             </w:tcBorders>
+            <w:vAlign w:val="center"/>
           </w:tcPr>
           <w:p>
             <w:pPr>
@@ -18158,7 +17711,7 @@
                 <w:sz w:val="24"/>
                 <w:szCs w:val="24"/>
               </w:rPr>
-              <w:t>13/10/2026</w:t>
+              <w:t>18/10/2026</w:t>
             </w:r>
           </w:p>
         </w:tc>
@@ -18212,41 +17765,35 @@
                 <w:w w:val="105"/>
                 <w:sz w:val="24"/>
               </w:rPr>
-              <w:t>29</w:t>
+              <w:t>3</w:t>
+            </w:r>
+            <w:r>
+              <w:rPr>
+                <w:spacing w:val="-5"/>
+                <w:w w:val="105"/>
+                <w:sz w:val="24"/>
+              </w:rPr>
+              <w:t>3</w:t>
             </w:r>
           </w:p>
         </w:tc>
         <w:tc>
           <w:tcPr>
             <w:tcW w:w="3278" w:type="dxa"/>
-            <w:vMerge w:val="restart"/>
-            <w:tcBorders>
-              <w:top w:val="single" w:sz="4" w:space="0" w:color="000000"/>
+            <w:vMerge/>
+            <w:tcBorders>
               <w:left w:val="single" w:sz="4" w:space="0" w:color="000000"/>
               <w:bottom w:val="single" w:sz="4" w:space="0" w:color="auto"/>
               <w:right w:val="single" w:sz="4" w:space="0" w:color="000000"/>
             </w:tcBorders>
-            <w:vAlign w:val="center"/>
-          </w:tcPr>
-          <w:p>
-            <w:pPr>
-              <w:jc w:val="center"/>
-              <w:rPr>
-                <w:b/>
-                <w:bCs/>
-                <w:sz w:val="24"/>
-                <w:szCs w:val="24"/>
-              </w:rPr>
-            </w:pPr>
-            <w:r>
-              <w:rPr>
-                <w:b/>
-                <w:bCs/>
-                <w:sz w:val="24"/>
-                <w:szCs w:val="24"/>
-              </w:rPr>
-              <w:t>Analisar dados do Diagnóstico</w:t>
-            </w:r>
+          </w:tcPr>
+          <w:p>
+            <w:pPr>
+              <w:rPr>
+                <w:sz w:val="2"/>
+                <w:szCs w:val="2"/>
+              </w:rPr>
+            </w:pPr>
           </w:p>
         </w:tc>
         <w:tc>
@@ -18273,21 +17820,7 @@
                 <w:sz w:val="24"/>
                 <w:szCs w:val="24"/>
               </w:rPr>
-              <w:t xml:space="preserve">Realizar análise e interpretação dos dados coletados no diagnóstico </w:t>
-            </w:r>
-            <w:r>
-              <w:rPr>
-                <w:sz w:val="24"/>
-                <w:szCs w:val="24"/>
-              </w:rPr>
-              <w:t xml:space="preserve">organizacional e de TI. </w:t>
-            </w:r>
-            <w:r>
-              <w:rPr>
-                <w:sz w:val="24"/>
-                <w:szCs w:val="24"/>
-              </w:rPr>
-              <w:t>(Preencher no Relatório)</w:t>
+              <w:t xml:space="preserve">Avaliar nível em Maturidade de TI da empresa  </w:t>
             </w:r>
           </w:p>
         </w:tc>
@@ -18308,16 +17841,15 @@
               <w:ind w:left="36" w:right="23"/>
               <w:jc w:val="center"/>
               <w:rPr>
-                <w:sz w:val="24"/>
-                <w:szCs w:val="24"/>
-              </w:rPr>
-            </w:pPr>
-            <w:r>
-              <w:rPr>
-                <w:sz w:val="24"/>
-                <w:szCs w:val="24"/>
-              </w:rPr>
-              <w:t>Igor, Isabele, Leandro, Gabriel e Ghabriell</w:t>
+                <w:sz w:val="23"/>
+              </w:rPr>
+            </w:pPr>
+            <w:r>
+              <w:rPr>
+                <w:sz w:val="24"/>
+                <w:szCs w:val="24"/>
+              </w:rPr>
+              <w:t>Igor, Isabele, Jairo e Victor</w:t>
             </w:r>
           </w:p>
         </w:tc>
@@ -18330,7 +17862,6 @@
               <w:bottom w:val="single" w:sz="4" w:space="0" w:color="000000"/>
               <w:right w:val="single" w:sz="4" w:space="0" w:color="000000"/>
             </w:tcBorders>
-            <w:vAlign w:val="center"/>
           </w:tcPr>
           <w:p>
             <w:pPr>
@@ -18347,7 +17878,7 @@
                 <w:sz w:val="24"/>
                 <w:szCs w:val="24"/>
               </w:rPr>
-              <w:t>14/10/2026</w:t>
+              <w:t>19/10/2026</w:t>
             </w:r>
           </w:p>
         </w:tc>
@@ -18360,7 +17891,6 @@
               <w:bottom w:val="single" w:sz="4" w:space="0" w:color="000000"/>
               <w:right w:val="single" w:sz="4" w:space="0" w:color="000000"/>
             </w:tcBorders>
-            <w:vAlign w:val="center"/>
           </w:tcPr>
           <w:p>
             <w:pPr>
@@ -18377,21 +17907,7 @@
                 <w:sz w:val="24"/>
                 <w:szCs w:val="24"/>
               </w:rPr>
-              <w:t>1</w:t>
-            </w:r>
-            <w:r>
-              <w:rPr>
-                <w:sz w:val="24"/>
-                <w:szCs w:val="24"/>
-              </w:rPr>
-              <w:t>7</w:t>
-            </w:r>
-            <w:r>
-              <w:rPr>
-                <w:sz w:val="24"/>
-                <w:szCs w:val="24"/>
-              </w:rPr>
-              <w:t>/10/2026</w:t>
+              <w:t>19/10/2026</w:t>
             </w:r>
           </w:p>
         </w:tc>
@@ -18425,6 +17941,7 @@
               <w:bottom w:val="single" w:sz="4" w:space="0" w:color="000000"/>
               <w:right w:val="single" w:sz="4" w:space="0" w:color="000000"/>
             </w:tcBorders>
+            <w:vAlign w:val="center"/>
           </w:tcPr>
           <w:p>
             <w:pPr>
@@ -18444,7 +17961,15 @@
                 <w:w w:val="105"/>
                 <w:sz w:val="24"/>
               </w:rPr>
-              <w:t>30</w:t>
+              <w:t>3</w:t>
+            </w:r>
+            <w:r>
+              <w:rPr>
+                <w:spacing w:val="-5"/>
+                <w:w w:val="105"/>
+                <w:sz w:val="24"/>
+              </w:rPr>
+              <w:t>4</w:t>
             </w:r>
           </w:p>
         </w:tc>
@@ -18457,16 +17982,12 @@
               <w:bottom w:val="single" w:sz="4" w:space="0" w:color="auto"/>
               <w:right w:val="single" w:sz="4" w:space="0" w:color="000000"/>
             </w:tcBorders>
-            <w:vAlign w:val="center"/>
-          </w:tcPr>
-          <w:p>
-            <w:pPr>
-              <w:jc w:val="center"/>
-              <w:rPr>
-                <w:b/>
-                <w:bCs/>
-                <w:sz w:val="24"/>
-                <w:szCs w:val="24"/>
+          </w:tcPr>
+          <w:p>
+            <w:pPr>
+              <w:rPr>
+                <w:sz w:val="2"/>
+                <w:szCs w:val="2"/>
               </w:rPr>
             </w:pPr>
           </w:p>
@@ -18495,7 +18016,7 @@
                 <w:sz w:val="24"/>
                 <w:szCs w:val="24"/>
               </w:rPr>
-              <w:t>Realizar Matriz SWOT da empresa.</w:t>
+              <w:t>Elaborar Diagrama de Ishikawa dos problemas frequentes.</w:t>
             </w:r>
           </w:p>
         </w:tc>
@@ -18516,16 +18037,15 @@
               <w:ind w:left="36" w:right="23"/>
               <w:jc w:val="center"/>
               <w:rPr>
-                <w:sz w:val="24"/>
-                <w:szCs w:val="24"/>
-              </w:rPr>
-            </w:pPr>
-            <w:r>
-              <w:rPr>
-                <w:sz w:val="24"/>
-                <w:szCs w:val="24"/>
-              </w:rPr>
-              <w:t>Jairo, Luan, Ghabriell e Victor</w:t>
+                <w:sz w:val="23"/>
+              </w:rPr>
+            </w:pPr>
+            <w:r>
+              <w:rPr>
+                <w:sz w:val="24"/>
+                <w:szCs w:val="24"/>
+              </w:rPr>
+              <w:t>Ghabriell, Luan, Lucas e Kauã</w:t>
             </w:r>
           </w:p>
         </w:tc>
@@ -18538,6 +18058,7 @@
               <w:bottom w:val="single" w:sz="4" w:space="0" w:color="000000"/>
               <w:right w:val="single" w:sz="4" w:space="0" w:color="000000"/>
             </w:tcBorders>
+            <w:vAlign w:val="center"/>
           </w:tcPr>
           <w:p>
             <w:pPr>
@@ -18554,7 +18075,7 @@
                 <w:sz w:val="24"/>
                 <w:szCs w:val="24"/>
               </w:rPr>
-              <w:t>17/10/2026</w:t>
+              <w:t>21/10/2026</w:t>
             </w:r>
           </w:p>
         </w:tc>
@@ -18567,6 +18088,7 @@
               <w:bottom w:val="single" w:sz="4" w:space="0" w:color="000000"/>
               <w:right w:val="single" w:sz="4" w:space="0" w:color="000000"/>
             </w:tcBorders>
+            <w:vAlign w:val="center"/>
           </w:tcPr>
           <w:p>
             <w:pPr>
@@ -18583,7 +18105,7 @@
                 <w:sz w:val="24"/>
                 <w:szCs w:val="24"/>
               </w:rPr>
-              <w:t>17/10/2026</w:t>
+              <w:t>22/10/2026</w:t>
             </w:r>
           </w:p>
         </w:tc>
@@ -18637,15 +18159,7 @@
                 <w:w w:val="105"/>
                 <w:sz w:val="24"/>
               </w:rPr>
-              <w:t>3</w:t>
-            </w:r>
-            <w:r>
-              <w:rPr>
-                <w:spacing w:val="-5"/>
-                <w:w w:val="105"/>
-                <w:sz w:val="24"/>
-              </w:rPr>
-              <w:t>1</w:t>
+              <w:t>35</w:t>
             </w:r>
           </w:p>
         </w:tc>
@@ -18692,7 +18206,24 @@
                 <w:sz w:val="24"/>
                 <w:szCs w:val="24"/>
               </w:rPr>
-              <w:t>Aplicar Matriz da GUT para priorização de problemas da empresa.</w:t>
+              <w:t>Consolidar os resultados das ferramentas de análise para identificação dos problemas</w:t>
+            </w:r>
+          </w:p>
+          <w:p>
+            <w:pPr>
+              <w:pStyle w:val="TableParagraph"/>
+              <w:ind w:left="87"/>
+              <w:rPr>
+                <w:sz w:val="24"/>
+                <w:szCs w:val="24"/>
+              </w:rPr>
+            </w:pPr>
+            <w:r>
+              <w:rPr>
+                <w:sz w:val="24"/>
+                <w:szCs w:val="24"/>
+              </w:rPr>
+              <w:t>(Preencher no relatório).</w:t>
             </w:r>
           </w:p>
         </w:tc>
@@ -18718,10 +18249,10 @@
             </w:pPr>
             <w:r>
               <w:rPr>
-                <w:sz w:val="24"/>
-                <w:szCs w:val="24"/>
-              </w:rPr>
-              <w:t>Lucas, Ian, Kauã e Vinícius</w:t>
+                <w:sz w:val="23"/>
+                <w:szCs w:val="23"/>
+              </w:rPr>
+              <w:t>Gabriel, Ian, Vinícius, Leandro e Thiago</w:t>
             </w:r>
           </w:p>
         </w:tc>
@@ -18751,7 +18282,7 @@
                 <w:sz w:val="24"/>
                 <w:szCs w:val="24"/>
               </w:rPr>
-              <w:t>17/10/2026</w:t>
+              <w:t>23/10/2026</w:t>
             </w:r>
           </w:p>
         </w:tc>
@@ -18781,7 +18312,7 @@
                 <w:sz w:val="24"/>
                 <w:szCs w:val="24"/>
               </w:rPr>
-              <w:t>18/10/2026</w:t>
+              <w:t>24/10/2026</w:t>
             </w:r>
           </w:p>
         </w:tc>
@@ -18843,27 +18374,40 @@
                 <w:w w:val="105"/>
                 <w:sz w:val="24"/>
               </w:rPr>
-              <w:t>2</w:t>
+              <w:t>6</w:t>
             </w:r>
           </w:p>
         </w:tc>
         <w:tc>
           <w:tcPr>
             <w:tcW w:w="3278" w:type="dxa"/>
-            <w:vMerge/>
-            <w:tcBorders>
-              <w:left w:val="single" w:sz="4" w:space="0" w:color="000000"/>
-              <w:bottom w:val="single" w:sz="4" w:space="0" w:color="auto"/>
-              <w:right w:val="single" w:sz="4" w:space="0" w:color="000000"/>
-            </w:tcBorders>
-          </w:tcPr>
-          <w:p>
-            <w:pPr>
-              <w:rPr>
-                <w:sz w:val="2"/>
-                <w:szCs w:val="2"/>
-              </w:rPr>
-            </w:pPr>
+            <w:vMerge w:val="restart"/>
+            <w:tcBorders>
+              <w:top w:val="single" w:sz="4" w:space="0" w:color="auto"/>
+              <w:left w:val="single" w:sz="4" w:space="0" w:color="000000"/>
+              <w:right w:val="single" w:sz="4" w:space="0" w:color="000000"/>
+            </w:tcBorders>
+            <w:vAlign w:val="center"/>
+          </w:tcPr>
+          <w:p>
+            <w:pPr>
+              <w:jc w:val="center"/>
+              <w:rPr>
+                <w:b/>
+                <w:bCs/>
+                <w:sz w:val="24"/>
+                <w:szCs w:val="24"/>
+              </w:rPr>
+            </w:pPr>
+            <w:r>
+              <w:rPr>
+                <w:b/>
+                <w:bCs/>
+                <w:sz w:val="24"/>
+                <w:szCs w:val="24"/>
+              </w:rPr>
+              <w:t>Identificar Problema a ser tratado</w:t>
+            </w:r>
           </w:p>
         </w:tc>
         <w:tc>
@@ -18890,7 +18434,7 @@
                 <w:sz w:val="24"/>
                 <w:szCs w:val="24"/>
               </w:rPr>
-              <w:t>Montar Gráfico de Pareto para quantificar a frequência das falhas.</w:t>
+              <w:t>Escolher quais problemas o grupo consegue resolver usando TI.</w:t>
             </w:r>
           </w:p>
         </w:tc>
@@ -18903,6 +18447,7 @@
               <w:bottom w:val="single" w:sz="4" w:space="0" w:color="000000"/>
               <w:right w:val="single" w:sz="4" w:space="0" w:color="000000"/>
             </w:tcBorders>
+            <w:vAlign w:val="center"/>
           </w:tcPr>
           <w:p>
             <w:pPr>
@@ -18919,7 +18464,7 @@
                 <w:sz w:val="24"/>
                 <w:szCs w:val="24"/>
               </w:rPr>
-              <w:t>Gabriel, Thiago, Leandro e Ghabriell</w:t>
+              <w:t>Grupo</w:t>
             </w:r>
           </w:p>
         </w:tc>
@@ -18949,7 +18494,7 @@
                 <w:sz w:val="24"/>
                 <w:szCs w:val="24"/>
               </w:rPr>
-              <w:t>19/10/2026</w:t>
+              <w:t>24/10/2026</w:t>
             </w:r>
           </w:p>
         </w:tc>
@@ -18979,7 +18524,7 @@
                 <w:sz w:val="24"/>
                 <w:szCs w:val="24"/>
               </w:rPr>
-              <w:t>20/10/2026</w:t>
+              <w:t>24/10/2026</w:t>
             </w:r>
           </w:p>
         </w:tc>
@@ -19033,15 +18578,7 @@
                 <w:w w:val="105"/>
                 <w:sz w:val="24"/>
               </w:rPr>
-              <w:t>3</w:t>
-            </w:r>
-            <w:r>
-              <w:rPr>
-                <w:spacing w:val="-5"/>
-                <w:w w:val="105"/>
-                <w:sz w:val="24"/>
-              </w:rPr>
-              <w:t>3</w:t>
+              <w:t>37</w:t>
             </w:r>
           </w:p>
         </w:tc>
@@ -19051,7 +18588,6 @@
             <w:vMerge/>
             <w:tcBorders>
               <w:left w:val="single" w:sz="4" w:space="0" w:color="000000"/>
-              <w:bottom w:val="single" w:sz="4" w:space="0" w:color="auto"/>
               <w:right w:val="single" w:sz="4" w:space="0" w:color="000000"/>
             </w:tcBorders>
           </w:tcPr>
@@ -19088,7 +18624,7 @@
                 <w:sz w:val="24"/>
                 <w:szCs w:val="24"/>
               </w:rPr>
-              <w:t xml:space="preserve">Avaliar nível em Maturidade de TI da empresa  </w:t>
+              <w:t>Escrever o relatório inicial explicando a escolha dos problemas e justificativas do grupo.</w:t>
             </w:r>
           </w:p>
         </w:tc>
@@ -19101,6 +18637,7 @@
               <w:bottom w:val="single" w:sz="4" w:space="0" w:color="000000"/>
               <w:right w:val="single" w:sz="4" w:space="0" w:color="000000"/>
             </w:tcBorders>
+            <w:vAlign w:val="center"/>
           </w:tcPr>
           <w:p>
             <w:pPr>
@@ -19114,10 +18651,10 @@
             </w:pPr>
             <w:r>
               <w:rPr>
-                <w:sz w:val="24"/>
-                <w:szCs w:val="24"/>
-              </w:rPr>
-              <w:t>Igor, Isabele, Jairo e Victor</w:t>
+                <w:sz w:val="23"/>
+                <w:szCs w:val="23"/>
+              </w:rPr>
+              <w:t>Igor, Jairo e Luan</w:t>
             </w:r>
           </w:p>
         </w:tc>
@@ -19130,6 +18667,7 @@
               <w:bottom w:val="single" w:sz="4" w:space="0" w:color="000000"/>
               <w:right w:val="single" w:sz="4" w:space="0" w:color="000000"/>
             </w:tcBorders>
+            <w:vAlign w:val="center"/>
           </w:tcPr>
           <w:p>
             <w:pPr>
@@ -19146,7 +18684,7 @@
                 <w:sz w:val="24"/>
                 <w:szCs w:val="24"/>
               </w:rPr>
-              <w:t>19/10/2026</w:t>
+              <w:t>24/10/2026</w:t>
             </w:r>
           </w:p>
         </w:tc>
@@ -19159,6 +18697,7 @@
               <w:bottom w:val="single" w:sz="4" w:space="0" w:color="000000"/>
               <w:right w:val="single" w:sz="4" w:space="0" w:color="000000"/>
             </w:tcBorders>
+            <w:vAlign w:val="center"/>
           </w:tcPr>
           <w:p>
             <w:pPr>
@@ -19175,7 +18714,7 @@
                 <w:sz w:val="24"/>
                 <w:szCs w:val="24"/>
               </w:rPr>
-              <w:t>19/10/2026</w:t>
+              <w:t>25/10/2026</w:t>
             </w:r>
           </w:p>
         </w:tc>
@@ -19229,15 +18768,7 @@
                 <w:w w:val="105"/>
                 <w:sz w:val="24"/>
               </w:rPr>
-              <w:t>3</w:t>
-            </w:r>
-            <w:r>
-              <w:rPr>
-                <w:spacing w:val="-5"/>
-                <w:w w:val="105"/>
-                <w:sz w:val="24"/>
-              </w:rPr>
-              <w:t>4</w:t>
+              <w:t>38</w:t>
             </w:r>
           </w:p>
         </w:tc>
@@ -19247,7 +18778,6 @@
             <w:vMerge/>
             <w:tcBorders>
               <w:left w:val="single" w:sz="4" w:space="0" w:color="000000"/>
-              <w:bottom w:val="single" w:sz="4" w:space="0" w:color="auto"/>
               <w:right w:val="single" w:sz="4" w:space="0" w:color="000000"/>
             </w:tcBorders>
           </w:tcPr>
@@ -19284,7 +18814,7 @@
                 <w:sz w:val="24"/>
                 <w:szCs w:val="24"/>
               </w:rPr>
-              <w:t>Elaborar Diagrama de Ishikawa dos problemas frequentes.</w:t>
+              <w:t>Marcar Reunião de alinhamento com o gestor</w:t>
             </w:r>
           </w:p>
         </w:tc>
@@ -19310,10 +18840,9 @@
             </w:pPr>
             <w:r>
               <w:rPr>
-                <w:sz w:val="24"/>
-                <w:szCs w:val="24"/>
-              </w:rPr>
-              <w:t>Ghabriell, Luan, Lucas e Kauã</w:t>
+                <w:sz w:val="23"/>
+              </w:rPr>
+              <w:t>Ian</w:t>
             </w:r>
           </w:p>
         </w:tc>
@@ -19326,7 +18855,6 @@
               <w:bottom w:val="single" w:sz="4" w:space="0" w:color="000000"/>
               <w:right w:val="single" w:sz="4" w:space="0" w:color="000000"/>
             </w:tcBorders>
-            <w:vAlign w:val="center"/>
           </w:tcPr>
           <w:p>
             <w:pPr>
@@ -19343,7 +18871,7 @@
                 <w:sz w:val="24"/>
                 <w:szCs w:val="24"/>
               </w:rPr>
-              <w:t>21/10/2026</w:t>
+              <w:t>26/10/2026</w:t>
             </w:r>
           </w:p>
         </w:tc>
@@ -19356,7 +18884,6 @@
               <w:bottom w:val="single" w:sz="4" w:space="0" w:color="000000"/>
               <w:right w:val="single" w:sz="4" w:space="0" w:color="000000"/>
             </w:tcBorders>
-            <w:vAlign w:val="center"/>
           </w:tcPr>
           <w:p>
             <w:pPr>
@@ -19373,7 +18900,7 @@
                 <w:sz w:val="24"/>
                 <w:szCs w:val="24"/>
               </w:rPr>
-              <w:t>22/10/2026</w:t>
+              <w:t>26/10/2026</w:t>
             </w:r>
           </w:p>
         </w:tc>
@@ -19427,7 +18954,7 @@
                 <w:w w:val="105"/>
                 <w:sz w:val="24"/>
               </w:rPr>
-              <w:t>35</w:t>
+              <w:t>39</w:t>
             </w:r>
           </w:p>
         </w:tc>
@@ -19437,7 +18964,6 @@
             <w:vMerge/>
             <w:tcBorders>
               <w:left w:val="single" w:sz="4" w:space="0" w:color="000000"/>
-              <w:bottom w:val="single" w:sz="4" w:space="0" w:color="auto"/>
               <w:right w:val="single" w:sz="4" w:space="0" w:color="000000"/>
             </w:tcBorders>
           </w:tcPr>
@@ -19474,24 +19000,7 @@
                 <w:sz w:val="24"/>
                 <w:szCs w:val="24"/>
               </w:rPr>
-              <w:t>Consolidar os resultados das ferramentas de análise para identificação dos problemas</w:t>
-            </w:r>
-          </w:p>
-          <w:p>
-            <w:pPr>
-              <w:pStyle w:val="TableParagraph"/>
-              <w:ind w:left="87"/>
-              <w:rPr>
-                <w:sz w:val="24"/>
-                <w:szCs w:val="24"/>
-              </w:rPr>
-            </w:pPr>
-            <w:r>
-              <w:rPr>
-                <w:sz w:val="24"/>
-                <w:szCs w:val="24"/>
-              </w:rPr>
-              <w:t>(Preencher no relatório).</w:t>
+              <w:t xml:space="preserve">Reunir com o gestor para apresentar e aprovar os problemas escolhidos (alinhamento de expectativa) </w:t>
             </w:r>
           </w:p>
         </w:tc>
@@ -19504,6 +19013,7 @@
               <w:bottom w:val="single" w:sz="4" w:space="0" w:color="000000"/>
               <w:right w:val="single" w:sz="4" w:space="0" w:color="000000"/>
             </w:tcBorders>
+            <w:vAlign w:val="center"/>
           </w:tcPr>
           <w:p>
             <w:pPr>
@@ -19518,9 +19028,8 @@
             <w:r>
               <w:rPr>
                 <w:sz w:val="23"/>
-                <w:szCs w:val="23"/>
-              </w:rPr>
-              <w:t>Gabriel, Ian, Vinícius, Leandro e Thiago</w:t>
+              </w:rPr>
+              <w:t>Ian e Igor</w:t>
             </w:r>
           </w:p>
         </w:tc>
@@ -19550,7 +19059,7 @@
                 <w:sz w:val="24"/>
                 <w:szCs w:val="24"/>
               </w:rPr>
-              <w:t>23/10/2026</w:t>
+              <w:t>27/10/2026</w:t>
             </w:r>
           </w:p>
         </w:tc>
@@ -19580,7 +19089,197 @@
                 <w:sz w:val="24"/>
                 <w:szCs w:val="24"/>
               </w:rPr>
-              <w:t>24/10/2026</w:t>
+              <w:t>27/10/2026</w:t>
+            </w:r>
+          </w:p>
+        </w:tc>
+        <w:tc>
+          <w:tcPr>
+            <w:tcW w:w="2270" w:type="dxa"/>
+            <w:tcBorders>
+              <w:top w:val="single" w:sz="4" w:space="0" w:color="000000"/>
+              <w:left w:val="single" w:sz="4" w:space="0" w:color="000000"/>
+              <w:bottom w:val="single" w:sz="4" w:space="0" w:color="000000"/>
+              <w:right w:val="single" w:sz="4" w:space="0" w:color="000000"/>
+            </w:tcBorders>
+          </w:tcPr>
+          <w:p>
+            <w:pPr>
+              <w:pStyle w:val="TableParagraph"/>
+            </w:pPr>
+          </w:p>
+        </w:tc>
+      </w:tr>
+      <w:tr>
+        <w:trPr>
+          <w:trHeight w:val="85"/>
+        </w:trPr>
+        <w:tc>
+          <w:tcPr>
+            <w:tcW w:w="497" w:type="dxa"/>
+            <w:tcBorders>
+              <w:top w:val="single" w:sz="4" w:space="0" w:color="000000"/>
+              <w:left w:val="single" w:sz="4" w:space="0" w:color="000000"/>
+              <w:bottom w:val="single" w:sz="4" w:space="0" w:color="000000"/>
+              <w:right w:val="single" w:sz="4" w:space="0" w:color="000000"/>
+            </w:tcBorders>
+            <w:vAlign w:val="center"/>
+          </w:tcPr>
+          <w:p>
+            <w:pPr>
+              <w:pStyle w:val="TableParagraph"/>
+              <w:spacing w:before="7"/>
+              <w:ind w:left="64" w:right="14"/>
+              <w:jc w:val="center"/>
+              <w:rPr>
+                <w:spacing w:val="-5"/>
+                <w:w w:val="105"/>
+                <w:sz w:val="24"/>
+              </w:rPr>
+            </w:pPr>
+            <w:r>
+              <w:rPr>
+                <w:spacing w:val="-5"/>
+                <w:w w:val="105"/>
+                <w:sz w:val="24"/>
+              </w:rPr>
+              <w:t>40</w:t>
+            </w:r>
+          </w:p>
+        </w:tc>
+        <w:tc>
+          <w:tcPr>
+            <w:tcW w:w="3278" w:type="dxa"/>
+            <w:vMerge/>
+            <w:tcBorders>
+              <w:left w:val="single" w:sz="4" w:space="0" w:color="000000"/>
+              <w:right w:val="single" w:sz="4" w:space="0" w:color="000000"/>
+            </w:tcBorders>
+          </w:tcPr>
+          <w:p>
+            <w:pPr>
+              <w:rPr>
+                <w:sz w:val="2"/>
+                <w:szCs w:val="2"/>
+              </w:rPr>
+            </w:pPr>
+          </w:p>
+        </w:tc>
+        <w:tc>
+          <w:tcPr>
+            <w:tcW w:w="4611" w:type="dxa"/>
+            <w:tcBorders>
+              <w:top w:val="single" w:sz="4" w:space="0" w:color="000000"/>
+              <w:left w:val="single" w:sz="4" w:space="0" w:color="000000"/>
+              <w:bottom w:val="single" w:sz="4" w:space="0" w:color="000000"/>
+              <w:right w:val="single" w:sz="4" w:space="0" w:color="000000"/>
+            </w:tcBorders>
+          </w:tcPr>
+          <w:p>
+            <w:pPr>
+              <w:pStyle w:val="TableParagraph"/>
+              <w:ind w:left="87"/>
+              <w:rPr>
+                <w:sz w:val="24"/>
+                <w:szCs w:val="24"/>
+              </w:rPr>
+            </w:pPr>
+            <w:r>
+              <w:rPr>
+                <w:sz w:val="24"/>
+                <w:szCs w:val="24"/>
+              </w:rPr>
+              <w:t>Elaborar e redigir a súmula de reunião com base nos acordos firmados na reunião</w:t>
+            </w:r>
+          </w:p>
+        </w:tc>
+        <w:tc>
+          <w:tcPr>
+            <w:tcW w:w="1924" w:type="dxa"/>
+            <w:tcBorders>
+              <w:top w:val="single" w:sz="4" w:space="0" w:color="000000"/>
+              <w:left w:val="single" w:sz="4" w:space="0" w:color="000000"/>
+              <w:bottom w:val="single" w:sz="4" w:space="0" w:color="000000"/>
+              <w:right w:val="single" w:sz="4" w:space="0" w:color="000000"/>
+            </w:tcBorders>
+            <w:vAlign w:val="center"/>
+          </w:tcPr>
+          <w:p>
+            <w:pPr>
+              <w:pStyle w:val="TableParagraph"/>
+              <w:spacing w:before="7"/>
+              <w:ind w:left="36" w:right="23"/>
+              <w:jc w:val="center"/>
+              <w:rPr>
+                <w:sz w:val="23"/>
+              </w:rPr>
+            </w:pPr>
+            <w:r>
+              <w:rPr>
+                <w:sz w:val="23"/>
+                <w:szCs w:val="23"/>
+              </w:rPr>
+              <w:t>Igor</w:t>
+            </w:r>
+          </w:p>
+        </w:tc>
+        <w:tc>
+          <w:tcPr>
+            <w:tcW w:w="1276" w:type="dxa"/>
+            <w:tcBorders>
+              <w:top w:val="single" w:sz="4" w:space="0" w:color="000000"/>
+              <w:left w:val="single" w:sz="4" w:space="0" w:color="000000"/>
+              <w:bottom w:val="single" w:sz="4" w:space="0" w:color="000000"/>
+              <w:right w:val="single" w:sz="4" w:space="0" w:color="000000"/>
+            </w:tcBorders>
+            <w:vAlign w:val="center"/>
+          </w:tcPr>
+          <w:p>
+            <w:pPr>
+              <w:pStyle w:val="TableParagraph"/>
+              <w:ind w:left="25" w:right="26"/>
+              <w:jc w:val="center"/>
+              <w:rPr>
+                <w:sz w:val="24"/>
+                <w:szCs w:val="24"/>
+              </w:rPr>
+            </w:pPr>
+            <w:r>
+              <w:rPr>
+                <w:sz w:val="24"/>
+                <w:szCs w:val="24"/>
+              </w:rPr>
+              <w:t>27/10/2026</w:t>
+            </w:r>
+          </w:p>
+        </w:tc>
+        <w:tc>
+          <w:tcPr>
+            <w:tcW w:w="1240" w:type="dxa"/>
+            <w:tcBorders>
+              <w:top w:val="single" w:sz="4" w:space="0" w:color="000000"/>
+              <w:left w:val="single" w:sz="4" w:space="0" w:color="000000"/>
+              <w:bottom w:val="single" w:sz="4" w:space="0" w:color="000000"/>
+              <w:right w:val="single" w:sz="4" w:space="0" w:color="000000"/>
+            </w:tcBorders>
+            <w:vAlign w:val="center"/>
+          </w:tcPr>
+          <w:p>
+            <w:pPr>
+              <w:pStyle w:val="TableParagraph"/>
+              <w:ind w:left="44"/>
+              <w:jc w:val="center"/>
+              <w:rPr>
+                <w:sz w:val="24"/>
+                <w:szCs w:val="24"/>
+              </w:rPr>
+            </w:pPr>
+            <w:r>
+              <w:rPr>
+                <w:sz w:val="24"/>
+                <w:szCs w:val="24"/>
+              </w:rPr>
+              <w:t>27/10/2026</w:t>
             </w:r>
           </w:p>
         </w:tc>
@@ -19634,48 +19333,26 @@
                 <w:w w:val="105"/>
                 <w:sz w:val="24"/>
               </w:rPr>
-              <w:t>3</w:t>
-            </w:r>
-            <w:r>
-              <w:rPr>
-                <w:spacing w:val="-5"/>
-                <w:w w:val="105"/>
-                <w:sz w:val="24"/>
-              </w:rPr>
-              <w:t>6</w:t>
+              <w:t>41</w:t>
             </w:r>
           </w:p>
         </w:tc>
         <w:tc>
           <w:tcPr>
             <w:tcW w:w="3278" w:type="dxa"/>
-            <w:vMerge w:val="restart"/>
-            <w:tcBorders>
-              <w:top w:val="single" w:sz="4" w:space="0" w:color="auto"/>
-              <w:left w:val="single" w:sz="4" w:space="0" w:color="000000"/>
-              <w:right w:val="single" w:sz="4" w:space="0" w:color="000000"/>
-            </w:tcBorders>
-            <w:vAlign w:val="center"/>
-          </w:tcPr>
-          <w:p>
-            <w:pPr>
-              <w:jc w:val="center"/>
-              <w:rPr>
-                <w:b/>
-                <w:bCs/>
-                <w:sz w:val="24"/>
-                <w:szCs w:val="24"/>
-              </w:rPr>
-            </w:pPr>
-            <w:r>
-              <w:rPr>
-                <w:b/>
-                <w:bCs/>
-                <w:sz w:val="24"/>
-                <w:szCs w:val="24"/>
-              </w:rPr>
-              <w:t>Identificar Problema a ser tratado</w:t>
-            </w:r>
+            <w:vMerge/>
+            <w:tcBorders>
+              <w:left w:val="single" w:sz="4" w:space="0" w:color="000000"/>
+              <w:right w:val="single" w:sz="4" w:space="0" w:color="000000"/>
+            </w:tcBorders>
+          </w:tcPr>
+          <w:p>
+            <w:pPr>
+              <w:rPr>
+                <w:sz w:val="2"/>
+                <w:szCs w:val="2"/>
+              </w:rPr>
+            </w:pPr>
           </w:p>
         </w:tc>
         <w:tc>
@@ -19702,7 +19379,7 @@
                 <w:sz w:val="24"/>
                 <w:szCs w:val="24"/>
               </w:rPr>
-              <w:t>Escolher quais problemas o grupo consegue resolver usando TI.</w:t>
+              <w:t>Coletar a assinatura do gestor responsável na súmula.</w:t>
             </w:r>
           </w:p>
         </w:tc>
@@ -19729,10 +19406,9 @@
             </w:pPr>
             <w:r>
               <w:rPr>
-                <w:sz w:val="24"/>
-                <w:szCs w:val="24"/>
-              </w:rPr>
-              <w:t>Grupo</w:t>
+                <w:sz w:val="23"/>
+              </w:rPr>
+              <w:t>Ian</w:t>
             </w:r>
           </w:p>
         </w:tc>
@@ -19762,7 +19438,7 @@
                 <w:sz w:val="24"/>
                 <w:szCs w:val="24"/>
               </w:rPr>
-              <w:t>24/10/2026</w:t>
+              <w:t>28/10/2026</w:t>
             </w:r>
           </w:p>
         </w:tc>
@@ -19792,7 +19468,7 @@
                 <w:sz w:val="24"/>
                 <w:szCs w:val="24"/>
               </w:rPr>
-              <w:t>24/10/2026</w:t>
+              <w:t>28/10/2026</w:t>
             </w:r>
           </w:p>
         </w:tc>
@@ -19846,7 +19522,7 @@
                 <w:w w:val="105"/>
                 <w:sz w:val="24"/>
               </w:rPr>
-              <w:t>37</w:t>
+              <w:t>42</w:t>
             </w:r>
           </w:p>
         </w:tc>
@@ -19856,6 +19532,7 @@
             <w:vMerge/>
             <w:tcBorders>
               <w:left w:val="single" w:sz="4" w:space="0" w:color="000000"/>
+              <w:bottom w:val="single" w:sz="4" w:space="0" w:color="000000"/>
               <w:right w:val="single" w:sz="4" w:space="0" w:color="000000"/>
             </w:tcBorders>
           </w:tcPr>
@@ -19892,7 +19569,7 @@
                 <w:sz w:val="24"/>
                 <w:szCs w:val="24"/>
               </w:rPr>
-              <w:t>Escrever o relatório inicial explicando a escolha dos problemas e justificativas do grupo.</w:t>
+              <w:t>Redigir, ajustar e consolidar a versão final do relatório com as justificativas do escopo.</w:t>
             </w:r>
           </w:p>
         </w:tc>
@@ -19920,9 +19597,8 @@
             <w:r>
               <w:rPr>
                 <w:sz w:val="23"/>
-                <w:szCs w:val="23"/>
-              </w:rPr>
-              <w:t>Igor, Jairo e Luan</w:t>
+              </w:rPr>
+              <w:t>Thiago, Leandro e Lucas</w:t>
             </w:r>
           </w:p>
         </w:tc>
@@ -19952,7 +19628,7 @@
                 <w:sz w:val="24"/>
                 <w:szCs w:val="24"/>
               </w:rPr>
-              <w:t>24/10/2026</w:t>
+              <w:t>29/10/2026</w:t>
             </w:r>
           </w:p>
         </w:tc>
@@ -19982,950 +19658,6 @@
                 <w:sz w:val="24"/>
                 <w:szCs w:val="24"/>
               </w:rPr>
-              <w:t>25/10/2026</w:t>
-            </w:r>
-          </w:p>
-        </w:tc>
-        <w:tc>
-          <w:tcPr>
-            <w:tcW w:w="2270" w:type="dxa"/>
-            <w:tcBorders>
-              <w:top w:val="single" w:sz="4" w:space="0" w:color="000000"/>
-              <w:left w:val="single" w:sz="4" w:space="0" w:color="000000"/>
-              <w:bottom w:val="single" w:sz="4" w:space="0" w:color="000000"/>
-              <w:right w:val="single" w:sz="4" w:space="0" w:color="000000"/>
-            </w:tcBorders>
-          </w:tcPr>
-          <w:p>
-            <w:pPr>
-              <w:pStyle w:val="TableParagraph"/>
-            </w:pPr>
-          </w:p>
-        </w:tc>
-      </w:tr>
-      <w:tr>
-        <w:trPr>
-          <w:trHeight w:val="299"/>
-        </w:trPr>
-        <w:tc>
-          <w:tcPr>
-            <w:tcW w:w="497" w:type="dxa"/>
-            <w:tcBorders>
-              <w:top w:val="single" w:sz="4" w:space="0" w:color="000000"/>
-              <w:left w:val="single" w:sz="4" w:space="0" w:color="000000"/>
-              <w:bottom w:val="single" w:sz="4" w:space="0" w:color="000000"/>
-              <w:right w:val="single" w:sz="4" w:space="0" w:color="000000"/>
-            </w:tcBorders>
-            <w:vAlign w:val="center"/>
-          </w:tcPr>
-          <w:p>
-            <w:pPr>
-              <w:pStyle w:val="TableParagraph"/>
-              <w:spacing w:before="7"/>
-              <w:ind w:left="64" w:right="14"/>
-              <w:jc w:val="center"/>
-              <w:rPr>
-                <w:spacing w:val="-5"/>
-                <w:w w:val="105"/>
-                <w:sz w:val="24"/>
-              </w:rPr>
-            </w:pPr>
-            <w:r>
-              <w:rPr>
-                <w:spacing w:val="-5"/>
-                <w:w w:val="105"/>
-                <w:sz w:val="24"/>
-              </w:rPr>
-              <w:t>38</w:t>
-            </w:r>
-          </w:p>
-        </w:tc>
-        <w:tc>
-          <w:tcPr>
-            <w:tcW w:w="3278" w:type="dxa"/>
-            <w:vMerge/>
-            <w:tcBorders>
-              <w:left w:val="single" w:sz="4" w:space="0" w:color="000000"/>
-              <w:right w:val="single" w:sz="4" w:space="0" w:color="000000"/>
-            </w:tcBorders>
-          </w:tcPr>
-          <w:p>
-            <w:pPr>
-              <w:rPr>
-                <w:sz w:val="2"/>
-                <w:szCs w:val="2"/>
-              </w:rPr>
-            </w:pPr>
-          </w:p>
-        </w:tc>
-        <w:tc>
-          <w:tcPr>
-            <w:tcW w:w="4611" w:type="dxa"/>
-            <w:tcBorders>
-              <w:top w:val="single" w:sz="4" w:space="0" w:color="000000"/>
-              <w:left w:val="single" w:sz="4" w:space="0" w:color="000000"/>
-              <w:bottom w:val="single" w:sz="4" w:space="0" w:color="000000"/>
-              <w:right w:val="single" w:sz="4" w:space="0" w:color="000000"/>
-            </w:tcBorders>
-          </w:tcPr>
-          <w:p>
-            <w:pPr>
-              <w:pStyle w:val="TableParagraph"/>
-              <w:ind w:left="87"/>
-              <w:rPr>
-                <w:sz w:val="24"/>
-                <w:szCs w:val="24"/>
-              </w:rPr>
-            </w:pPr>
-            <w:r>
-              <w:rPr>
-                <w:sz w:val="24"/>
-                <w:szCs w:val="24"/>
-              </w:rPr>
-              <w:t>Marcar Reunião de alinhamento com o gestor</w:t>
-            </w:r>
-          </w:p>
-        </w:tc>
-        <w:tc>
-          <w:tcPr>
-            <w:tcW w:w="1924" w:type="dxa"/>
-            <w:tcBorders>
-              <w:top w:val="single" w:sz="4" w:space="0" w:color="000000"/>
-              <w:left w:val="single" w:sz="4" w:space="0" w:color="000000"/>
-              <w:bottom w:val="single" w:sz="4" w:space="0" w:color="000000"/>
-              <w:right w:val="single" w:sz="4" w:space="0" w:color="000000"/>
-            </w:tcBorders>
-          </w:tcPr>
-          <w:p>
-            <w:pPr>
-              <w:pStyle w:val="TableParagraph"/>
-              <w:spacing w:before="7"/>
-              <w:ind w:left="36" w:right="23"/>
-              <w:jc w:val="center"/>
-              <w:rPr>
-                <w:sz w:val="23"/>
-              </w:rPr>
-            </w:pPr>
-            <w:r>
-              <w:rPr>
-                <w:sz w:val="23"/>
-              </w:rPr>
-              <w:t>Ian</w:t>
-            </w:r>
-          </w:p>
-        </w:tc>
-        <w:tc>
-          <w:tcPr>
-            <w:tcW w:w="1276" w:type="dxa"/>
-            <w:tcBorders>
-              <w:top w:val="single" w:sz="4" w:space="0" w:color="000000"/>
-              <w:left w:val="single" w:sz="4" w:space="0" w:color="000000"/>
-              <w:bottom w:val="single" w:sz="4" w:space="0" w:color="000000"/>
-              <w:right w:val="single" w:sz="4" w:space="0" w:color="000000"/>
-            </w:tcBorders>
-          </w:tcPr>
-          <w:p>
-            <w:pPr>
-              <w:pStyle w:val="TableParagraph"/>
-              <w:ind w:left="25" w:right="26"/>
-              <w:jc w:val="center"/>
-              <w:rPr>
-                <w:sz w:val="24"/>
-                <w:szCs w:val="24"/>
-              </w:rPr>
-            </w:pPr>
-            <w:r>
-              <w:rPr>
-                <w:sz w:val="24"/>
-                <w:szCs w:val="24"/>
-              </w:rPr>
-              <w:t>26/10/2026</w:t>
-            </w:r>
-          </w:p>
-        </w:tc>
-        <w:tc>
-          <w:tcPr>
-            <w:tcW w:w="1240" w:type="dxa"/>
-            <w:tcBorders>
-              <w:top w:val="single" w:sz="4" w:space="0" w:color="000000"/>
-              <w:left w:val="single" w:sz="4" w:space="0" w:color="000000"/>
-              <w:bottom w:val="single" w:sz="4" w:space="0" w:color="000000"/>
-              <w:right w:val="single" w:sz="4" w:space="0" w:color="000000"/>
-            </w:tcBorders>
-          </w:tcPr>
-          <w:p>
-            <w:pPr>
-              <w:pStyle w:val="TableParagraph"/>
-              <w:ind w:left="44"/>
-              <w:jc w:val="center"/>
-              <w:rPr>
-                <w:sz w:val="24"/>
-                <w:szCs w:val="24"/>
-              </w:rPr>
-            </w:pPr>
-            <w:r>
-              <w:rPr>
-                <w:sz w:val="24"/>
-                <w:szCs w:val="24"/>
-              </w:rPr>
-              <w:t>26/10/2026</w:t>
-            </w:r>
-          </w:p>
-        </w:tc>
-        <w:tc>
-          <w:tcPr>
-            <w:tcW w:w="2270" w:type="dxa"/>
-            <w:tcBorders>
-              <w:top w:val="single" w:sz="4" w:space="0" w:color="000000"/>
-              <w:left w:val="single" w:sz="4" w:space="0" w:color="000000"/>
-              <w:bottom w:val="single" w:sz="4" w:space="0" w:color="000000"/>
-              <w:right w:val="single" w:sz="4" w:space="0" w:color="000000"/>
-            </w:tcBorders>
-          </w:tcPr>
-          <w:p>
-            <w:pPr>
-              <w:pStyle w:val="TableParagraph"/>
-            </w:pPr>
-          </w:p>
-        </w:tc>
-      </w:tr>
-      <w:tr>
-        <w:trPr>
-          <w:trHeight w:val="299"/>
-        </w:trPr>
-        <w:tc>
-          <w:tcPr>
-            <w:tcW w:w="497" w:type="dxa"/>
-            <w:tcBorders>
-              <w:top w:val="single" w:sz="4" w:space="0" w:color="000000"/>
-              <w:left w:val="single" w:sz="4" w:space="0" w:color="000000"/>
-              <w:bottom w:val="single" w:sz="4" w:space="0" w:color="000000"/>
-              <w:right w:val="single" w:sz="4" w:space="0" w:color="000000"/>
-            </w:tcBorders>
-            <w:vAlign w:val="center"/>
-          </w:tcPr>
-          <w:p>
-            <w:pPr>
-              <w:pStyle w:val="TableParagraph"/>
-              <w:spacing w:before="7"/>
-              <w:ind w:left="64" w:right="14"/>
-              <w:jc w:val="center"/>
-              <w:rPr>
-                <w:spacing w:val="-5"/>
-                <w:w w:val="105"/>
-                <w:sz w:val="24"/>
-              </w:rPr>
-            </w:pPr>
-            <w:r>
-              <w:rPr>
-                <w:spacing w:val="-5"/>
-                <w:w w:val="105"/>
-                <w:sz w:val="24"/>
-              </w:rPr>
-              <w:t>39</w:t>
-            </w:r>
-          </w:p>
-        </w:tc>
-        <w:tc>
-          <w:tcPr>
-            <w:tcW w:w="3278" w:type="dxa"/>
-            <w:vMerge/>
-            <w:tcBorders>
-              <w:left w:val="single" w:sz="4" w:space="0" w:color="000000"/>
-              <w:right w:val="single" w:sz="4" w:space="0" w:color="000000"/>
-            </w:tcBorders>
-          </w:tcPr>
-          <w:p>
-            <w:pPr>
-              <w:rPr>
-                <w:sz w:val="2"/>
-                <w:szCs w:val="2"/>
-              </w:rPr>
-            </w:pPr>
-          </w:p>
-        </w:tc>
-        <w:tc>
-          <w:tcPr>
-            <w:tcW w:w="4611" w:type="dxa"/>
-            <w:tcBorders>
-              <w:top w:val="single" w:sz="4" w:space="0" w:color="000000"/>
-              <w:left w:val="single" w:sz="4" w:space="0" w:color="000000"/>
-              <w:bottom w:val="single" w:sz="4" w:space="0" w:color="000000"/>
-              <w:right w:val="single" w:sz="4" w:space="0" w:color="000000"/>
-            </w:tcBorders>
-          </w:tcPr>
-          <w:p>
-            <w:pPr>
-              <w:pStyle w:val="TableParagraph"/>
-              <w:ind w:left="87"/>
-              <w:rPr>
-                <w:sz w:val="24"/>
-                <w:szCs w:val="24"/>
-              </w:rPr>
-            </w:pPr>
-            <w:r>
-              <w:rPr>
-                <w:sz w:val="24"/>
-                <w:szCs w:val="24"/>
-              </w:rPr>
-              <w:t xml:space="preserve">Reunir com o gestor para apresentar e aprovar os problemas escolhidos (alinhamento de expectativa) </w:t>
-            </w:r>
-          </w:p>
-        </w:tc>
-        <w:tc>
-          <w:tcPr>
-            <w:tcW w:w="1924" w:type="dxa"/>
-            <w:tcBorders>
-              <w:top w:val="single" w:sz="4" w:space="0" w:color="000000"/>
-              <w:left w:val="single" w:sz="4" w:space="0" w:color="000000"/>
-              <w:bottom w:val="single" w:sz="4" w:space="0" w:color="000000"/>
-              <w:right w:val="single" w:sz="4" w:space="0" w:color="000000"/>
-            </w:tcBorders>
-            <w:vAlign w:val="center"/>
-          </w:tcPr>
-          <w:p>
-            <w:pPr>
-              <w:pStyle w:val="TableParagraph"/>
-              <w:spacing w:before="7"/>
-              <w:ind w:left="36" w:right="23"/>
-              <w:jc w:val="center"/>
-              <w:rPr>
-                <w:sz w:val="23"/>
-              </w:rPr>
-            </w:pPr>
-            <w:r>
-              <w:rPr>
-                <w:sz w:val="23"/>
-              </w:rPr>
-              <w:t>Ian e Igor</w:t>
-            </w:r>
-          </w:p>
-        </w:tc>
-        <w:tc>
-          <w:tcPr>
-            <w:tcW w:w="1276" w:type="dxa"/>
-            <w:tcBorders>
-              <w:top w:val="single" w:sz="4" w:space="0" w:color="000000"/>
-              <w:left w:val="single" w:sz="4" w:space="0" w:color="000000"/>
-              <w:bottom w:val="single" w:sz="4" w:space="0" w:color="000000"/>
-              <w:right w:val="single" w:sz="4" w:space="0" w:color="000000"/>
-            </w:tcBorders>
-            <w:vAlign w:val="center"/>
-          </w:tcPr>
-          <w:p>
-            <w:pPr>
-              <w:pStyle w:val="TableParagraph"/>
-              <w:ind w:left="25" w:right="26"/>
-              <w:jc w:val="center"/>
-              <w:rPr>
-                <w:sz w:val="24"/>
-                <w:szCs w:val="24"/>
-              </w:rPr>
-            </w:pPr>
-            <w:r>
-              <w:rPr>
-                <w:sz w:val="24"/>
-                <w:szCs w:val="24"/>
-              </w:rPr>
-              <w:t>27/10/2026</w:t>
-            </w:r>
-          </w:p>
-        </w:tc>
-        <w:tc>
-          <w:tcPr>
-            <w:tcW w:w="1240" w:type="dxa"/>
-            <w:tcBorders>
-              <w:top w:val="single" w:sz="4" w:space="0" w:color="000000"/>
-              <w:left w:val="single" w:sz="4" w:space="0" w:color="000000"/>
-              <w:bottom w:val="single" w:sz="4" w:space="0" w:color="000000"/>
-              <w:right w:val="single" w:sz="4" w:space="0" w:color="000000"/>
-            </w:tcBorders>
-            <w:vAlign w:val="center"/>
-          </w:tcPr>
-          <w:p>
-            <w:pPr>
-              <w:pStyle w:val="TableParagraph"/>
-              <w:ind w:left="44"/>
-              <w:jc w:val="center"/>
-              <w:rPr>
-                <w:sz w:val="24"/>
-                <w:szCs w:val="24"/>
-              </w:rPr>
-            </w:pPr>
-            <w:r>
-              <w:rPr>
-                <w:sz w:val="24"/>
-                <w:szCs w:val="24"/>
-              </w:rPr>
-              <w:t>27/10/2026</w:t>
-            </w:r>
-          </w:p>
-        </w:tc>
-        <w:tc>
-          <w:tcPr>
-            <w:tcW w:w="2270" w:type="dxa"/>
-            <w:tcBorders>
-              <w:top w:val="single" w:sz="4" w:space="0" w:color="000000"/>
-              <w:left w:val="single" w:sz="4" w:space="0" w:color="000000"/>
-              <w:bottom w:val="single" w:sz="4" w:space="0" w:color="000000"/>
-              <w:right w:val="single" w:sz="4" w:space="0" w:color="000000"/>
-            </w:tcBorders>
-          </w:tcPr>
-          <w:p>
-            <w:pPr>
-              <w:pStyle w:val="TableParagraph"/>
-            </w:pPr>
-          </w:p>
-        </w:tc>
-      </w:tr>
-      <w:tr>
-        <w:trPr>
-          <w:trHeight w:val="85"/>
-        </w:trPr>
-        <w:tc>
-          <w:tcPr>
-            <w:tcW w:w="497" w:type="dxa"/>
-            <w:tcBorders>
-              <w:top w:val="single" w:sz="4" w:space="0" w:color="000000"/>
-              <w:left w:val="single" w:sz="4" w:space="0" w:color="000000"/>
-              <w:bottom w:val="single" w:sz="4" w:space="0" w:color="000000"/>
-              <w:right w:val="single" w:sz="4" w:space="0" w:color="000000"/>
-            </w:tcBorders>
-            <w:vAlign w:val="center"/>
-          </w:tcPr>
-          <w:p>
-            <w:pPr>
-              <w:pStyle w:val="TableParagraph"/>
-              <w:spacing w:before="7"/>
-              <w:ind w:left="64" w:right="14"/>
-              <w:jc w:val="center"/>
-              <w:rPr>
-                <w:spacing w:val="-5"/>
-                <w:w w:val="105"/>
-                <w:sz w:val="24"/>
-              </w:rPr>
-            </w:pPr>
-            <w:r>
-              <w:rPr>
-                <w:spacing w:val="-5"/>
-                <w:w w:val="105"/>
-                <w:sz w:val="24"/>
-              </w:rPr>
-              <w:t>40</w:t>
-            </w:r>
-          </w:p>
-        </w:tc>
-        <w:tc>
-          <w:tcPr>
-            <w:tcW w:w="3278" w:type="dxa"/>
-            <w:vMerge/>
-            <w:tcBorders>
-              <w:left w:val="single" w:sz="4" w:space="0" w:color="000000"/>
-              <w:right w:val="single" w:sz="4" w:space="0" w:color="000000"/>
-            </w:tcBorders>
-          </w:tcPr>
-          <w:p>
-            <w:pPr>
-              <w:rPr>
-                <w:sz w:val="2"/>
-                <w:szCs w:val="2"/>
-              </w:rPr>
-            </w:pPr>
-          </w:p>
-        </w:tc>
-        <w:tc>
-          <w:tcPr>
-            <w:tcW w:w="4611" w:type="dxa"/>
-            <w:tcBorders>
-              <w:top w:val="single" w:sz="4" w:space="0" w:color="000000"/>
-              <w:left w:val="single" w:sz="4" w:space="0" w:color="000000"/>
-              <w:bottom w:val="single" w:sz="4" w:space="0" w:color="000000"/>
-              <w:right w:val="single" w:sz="4" w:space="0" w:color="000000"/>
-            </w:tcBorders>
-          </w:tcPr>
-          <w:p>
-            <w:pPr>
-              <w:pStyle w:val="TableParagraph"/>
-              <w:ind w:left="87"/>
-              <w:rPr>
-                <w:sz w:val="24"/>
-                <w:szCs w:val="24"/>
-              </w:rPr>
-            </w:pPr>
-            <w:r>
-              <w:rPr>
-                <w:sz w:val="24"/>
-                <w:szCs w:val="24"/>
-              </w:rPr>
-              <w:t>Elaborar e redigir a súmula de reunião com base nos acordos firmados na reunião</w:t>
-            </w:r>
-          </w:p>
-        </w:tc>
-        <w:tc>
-          <w:tcPr>
-            <w:tcW w:w="1924" w:type="dxa"/>
-            <w:tcBorders>
-              <w:top w:val="single" w:sz="4" w:space="0" w:color="000000"/>
-              <w:left w:val="single" w:sz="4" w:space="0" w:color="000000"/>
-              <w:bottom w:val="single" w:sz="4" w:space="0" w:color="000000"/>
-              <w:right w:val="single" w:sz="4" w:space="0" w:color="000000"/>
-            </w:tcBorders>
-            <w:vAlign w:val="center"/>
-          </w:tcPr>
-          <w:p>
-            <w:pPr>
-              <w:pStyle w:val="TableParagraph"/>
-              <w:spacing w:before="7"/>
-              <w:ind w:left="36" w:right="23"/>
-              <w:jc w:val="center"/>
-              <w:rPr>
-                <w:sz w:val="23"/>
-              </w:rPr>
-            </w:pPr>
-            <w:r>
-              <w:rPr>
-                <w:sz w:val="23"/>
-                <w:szCs w:val="23"/>
-              </w:rPr>
-              <w:t>Igor</w:t>
-            </w:r>
-          </w:p>
-        </w:tc>
-        <w:tc>
-          <w:tcPr>
-            <w:tcW w:w="1276" w:type="dxa"/>
-            <w:tcBorders>
-              <w:top w:val="single" w:sz="4" w:space="0" w:color="000000"/>
-              <w:left w:val="single" w:sz="4" w:space="0" w:color="000000"/>
-              <w:bottom w:val="single" w:sz="4" w:space="0" w:color="000000"/>
-              <w:right w:val="single" w:sz="4" w:space="0" w:color="000000"/>
-            </w:tcBorders>
-            <w:vAlign w:val="center"/>
-          </w:tcPr>
-          <w:p>
-            <w:pPr>
-              <w:pStyle w:val="TableParagraph"/>
-              <w:ind w:left="25" w:right="26"/>
-              <w:jc w:val="center"/>
-              <w:rPr>
-                <w:sz w:val="24"/>
-                <w:szCs w:val="24"/>
-              </w:rPr>
-            </w:pPr>
-            <w:r>
-              <w:rPr>
-                <w:sz w:val="24"/>
-                <w:szCs w:val="24"/>
-              </w:rPr>
-              <w:t>27/10/2026</w:t>
-            </w:r>
-          </w:p>
-        </w:tc>
-        <w:tc>
-          <w:tcPr>
-            <w:tcW w:w="1240" w:type="dxa"/>
-            <w:tcBorders>
-              <w:top w:val="single" w:sz="4" w:space="0" w:color="000000"/>
-              <w:left w:val="single" w:sz="4" w:space="0" w:color="000000"/>
-              <w:bottom w:val="single" w:sz="4" w:space="0" w:color="000000"/>
-              <w:right w:val="single" w:sz="4" w:space="0" w:color="000000"/>
-            </w:tcBorders>
-            <w:vAlign w:val="center"/>
-          </w:tcPr>
-          <w:p>
-            <w:pPr>
-              <w:pStyle w:val="TableParagraph"/>
-              <w:ind w:left="44"/>
-              <w:jc w:val="center"/>
-              <w:rPr>
-                <w:sz w:val="24"/>
-                <w:szCs w:val="24"/>
-              </w:rPr>
-            </w:pPr>
-            <w:r>
-              <w:rPr>
-                <w:sz w:val="24"/>
-                <w:szCs w:val="24"/>
-              </w:rPr>
-              <w:t>27/10/2026</w:t>
-            </w:r>
-          </w:p>
-        </w:tc>
-        <w:tc>
-          <w:tcPr>
-            <w:tcW w:w="2270" w:type="dxa"/>
-            <w:tcBorders>
-              <w:top w:val="single" w:sz="4" w:space="0" w:color="000000"/>
-              <w:left w:val="single" w:sz="4" w:space="0" w:color="000000"/>
-              <w:bottom w:val="single" w:sz="4" w:space="0" w:color="000000"/>
-              <w:right w:val="single" w:sz="4" w:space="0" w:color="000000"/>
-            </w:tcBorders>
-          </w:tcPr>
-          <w:p>
-            <w:pPr>
-              <w:pStyle w:val="TableParagraph"/>
-            </w:pPr>
-          </w:p>
-        </w:tc>
-      </w:tr>
-      <w:tr>
-        <w:trPr>
-          <w:trHeight w:val="299"/>
-        </w:trPr>
-        <w:tc>
-          <w:tcPr>
-            <w:tcW w:w="497" w:type="dxa"/>
-            <w:tcBorders>
-              <w:top w:val="single" w:sz="4" w:space="0" w:color="000000"/>
-              <w:left w:val="single" w:sz="4" w:space="0" w:color="000000"/>
-              <w:bottom w:val="single" w:sz="4" w:space="0" w:color="000000"/>
-              <w:right w:val="single" w:sz="4" w:space="0" w:color="000000"/>
-            </w:tcBorders>
-            <w:vAlign w:val="center"/>
-          </w:tcPr>
-          <w:p>
-            <w:pPr>
-              <w:pStyle w:val="TableParagraph"/>
-              <w:spacing w:before="7"/>
-              <w:ind w:left="64" w:right="14"/>
-              <w:jc w:val="center"/>
-              <w:rPr>
-                <w:spacing w:val="-5"/>
-                <w:w w:val="105"/>
-                <w:sz w:val="24"/>
-              </w:rPr>
-            </w:pPr>
-            <w:r>
-              <w:rPr>
-                <w:spacing w:val="-5"/>
-                <w:w w:val="105"/>
-                <w:sz w:val="24"/>
-              </w:rPr>
-              <w:t>41</w:t>
-            </w:r>
-          </w:p>
-        </w:tc>
-        <w:tc>
-          <w:tcPr>
-            <w:tcW w:w="3278" w:type="dxa"/>
-            <w:vMerge/>
-            <w:tcBorders>
-              <w:left w:val="single" w:sz="4" w:space="0" w:color="000000"/>
-              <w:right w:val="single" w:sz="4" w:space="0" w:color="000000"/>
-            </w:tcBorders>
-          </w:tcPr>
-          <w:p>
-            <w:pPr>
-              <w:rPr>
-                <w:sz w:val="2"/>
-                <w:szCs w:val="2"/>
-              </w:rPr>
-            </w:pPr>
-          </w:p>
-        </w:tc>
-        <w:tc>
-          <w:tcPr>
-            <w:tcW w:w="4611" w:type="dxa"/>
-            <w:tcBorders>
-              <w:top w:val="single" w:sz="4" w:space="0" w:color="000000"/>
-              <w:left w:val="single" w:sz="4" w:space="0" w:color="000000"/>
-              <w:bottom w:val="single" w:sz="4" w:space="0" w:color="000000"/>
-              <w:right w:val="single" w:sz="4" w:space="0" w:color="000000"/>
-            </w:tcBorders>
-          </w:tcPr>
-          <w:p>
-            <w:pPr>
-              <w:pStyle w:val="TableParagraph"/>
-              <w:ind w:left="87"/>
-              <w:rPr>
-                <w:sz w:val="24"/>
-                <w:szCs w:val="24"/>
-              </w:rPr>
-            </w:pPr>
-            <w:r>
-              <w:rPr>
-                <w:sz w:val="24"/>
-                <w:szCs w:val="24"/>
-              </w:rPr>
-              <w:t>Coletar a assinatura do gestor responsável na súmula.</w:t>
-            </w:r>
-          </w:p>
-        </w:tc>
-        <w:tc>
-          <w:tcPr>
-            <w:tcW w:w="1924" w:type="dxa"/>
-            <w:tcBorders>
-              <w:top w:val="single" w:sz="4" w:space="0" w:color="000000"/>
-              <w:left w:val="single" w:sz="4" w:space="0" w:color="000000"/>
-              <w:bottom w:val="single" w:sz="4" w:space="0" w:color="000000"/>
-              <w:right w:val="single" w:sz="4" w:space="0" w:color="000000"/>
-            </w:tcBorders>
-            <w:vAlign w:val="center"/>
-          </w:tcPr>
-          <w:p>
-            <w:pPr>
-              <w:pStyle w:val="TableParagraph"/>
-              <w:spacing w:before="7"/>
-              <w:ind w:left="36" w:right="23"/>
-              <w:jc w:val="center"/>
-              <w:rPr>
-                <w:sz w:val="23"/>
-              </w:rPr>
-            </w:pPr>
-            <w:r>
-              <w:rPr>
-                <w:sz w:val="23"/>
-              </w:rPr>
-              <w:t>Ian</w:t>
-            </w:r>
-          </w:p>
-        </w:tc>
-        <w:tc>
-          <w:tcPr>
-            <w:tcW w:w="1276" w:type="dxa"/>
-            <w:tcBorders>
-              <w:top w:val="single" w:sz="4" w:space="0" w:color="000000"/>
-              <w:left w:val="single" w:sz="4" w:space="0" w:color="000000"/>
-              <w:bottom w:val="single" w:sz="4" w:space="0" w:color="000000"/>
-              <w:right w:val="single" w:sz="4" w:space="0" w:color="000000"/>
-            </w:tcBorders>
-            <w:vAlign w:val="center"/>
-          </w:tcPr>
-          <w:p>
-            <w:pPr>
-              <w:pStyle w:val="TableParagraph"/>
-              <w:ind w:left="25" w:right="26"/>
-              <w:jc w:val="center"/>
-              <w:rPr>
-                <w:sz w:val="24"/>
-                <w:szCs w:val="24"/>
-              </w:rPr>
-            </w:pPr>
-            <w:r>
-              <w:rPr>
-                <w:sz w:val="24"/>
-                <w:szCs w:val="24"/>
-              </w:rPr>
-              <w:t>28/10/2026</w:t>
-            </w:r>
-          </w:p>
-        </w:tc>
-        <w:tc>
-          <w:tcPr>
-            <w:tcW w:w="1240" w:type="dxa"/>
-            <w:tcBorders>
-              <w:top w:val="single" w:sz="4" w:space="0" w:color="000000"/>
-              <w:left w:val="single" w:sz="4" w:space="0" w:color="000000"/>
-              <w:bottom w:val="single" w:sz="4" w:space="0" w:color="000000"/>
-              <w:right w:val="single" w:sz="4" w:space="0" w:color="000000"/>
-            </w:tcBorders>
-            <w:vAlign w:val="center"/>
-          </w:tcPr>
-          <w:p>
-            <w:pPr>
-              <w:pStyle w:val="TableParagraph"/>
-              <w:ind w:left="44"/>
-              <w:jc w:val="center"/>
-              <w:rPr>
-                <w:sz w:val="24"/>
-                <w:szCs w:val="24"/>
-              </w:rPr>
-            </w:pPr>
-            <w:r>
-              <w:rPr>
-                <w:sz w:val="24"/>
-                <w:szCs w:val="24"/>
-              </w:rPr>
-              <w:t>28/10/2026</w:t>
-            </w:r>
-          </w:p>
-        </w:tc>
-        <w:tc>
-          <w:tcPr>
-            <w:tcW w:w="2270" w:type="dxa"/>
-            <w:tcBorders>
-              <w:top w:val="single" w:sz="4" w:space="0" w:color="000000"/>
-              <w:left w:val="single" w:sz="4" w:space="0" w:color="000000"/>
-              <w:bottom w:val="single" w:sz="4" w:space="0" w:color="000000"/>
-              <w:right w:val="single" w:sz="4" w:space="0" w:color="000000"/>
-            </w:tcBorders>
-          </w:tcPr>
-          <w:p>
-            <w:pPr>
-              <w:pStyle w:val="TableParagraph"/>
-            </w:pPr>
-          </w:p>
-        </w:tc>
-      </w:tr>
-      <w:tr>
-        <w:trPr>
-          <w:trHeight w:val="299"/>
-        </w:trPr>
-        <w:tc>
-          <w:tcPr>
-            <w:tcW w:w="497" w:type="dxa"/>
-            <w:tcBorders>
-              <w:top w:val="single" w:sz="4" w:space="0" w:color="000000"/>
-              <w:left w:val="single" w:sz="4" w:space="0" w:color="000000"/>
-              <w:bottom w:val="single" w:sz="4" w:space="0" w:color="000000"/>
-              <w:right w:val="single" w:sz="4" w:space="0" w:color="000000"/>
-            </w:tcBorders>
-            <w:vAlign w:val="center"/>
-          </w:tcPr>
-          <w:p>
-            <w:pPr>
-              <w:pStyle w:val="TableParagraph"/>
-              <w:spacing w:before="7"/>
-              <w:ind w:left="64" w:right="14"/>
-              <w:jc w:val="center"/>
-              <w:rPr>
-                <w:spacing w:val="-5"/>
-                <w:w w:val="105"/>
-                <w:sz w:val="24"/>
-              </w:rPr>
-            </w:pPr>
-            <w:r>
-              <w:rPr>
-                <w:spacing w:val="-5"/>
-                <w:w w:val="105"/>
-                <w:sz w:val="24"/>
-              </w:rPr>
-              <w:t>42</w:t>
-            </w:r>
-          </w:p>
-        </w:tc>
-        <w:tc>
-          <w:tcPr>
-            <w:tcW w:w="3278" w:type="dxa"/>
-            <w:vMerge/>
-            <w:tcBorders>
-              <w:left w:val="single" w:sz="4" w:space="0" w:color="000000"/>
-              <w:bottom w:val="single" w:sz="4" w:space="0" w:color="000000"/>
-              <w:right w:val="single" w:sz="4" w:space="0" w:color="000000"/>
-            </w:tcBorders>
-          </w:tcPr>
-          <w:p>
-            <w:pPr>
-              <w:rPr>
-                <w:sz w:val="2"/>
-                <w:szCs w:val="2"/>
-              </w:rPr>
-            </w:pPr>
-          </w:p>
-        </w:tc>
-        <w:tc>
-          <w:tcPr>
-            <w:tcW w:w="4611" w:type="dxa"/>
-            <w:tcBorders>
-              <w:top w:val="single" w:sz="4" w:space="0" w:color="000000"/>
-              <w:left w:val="single" w:sz="4" w:space="0" w:color="000000"/>
-              <w:bottom w:val="single" w:sz="4" w:space="0" w:color="000000"/>
-              <w:right w:val="single" w:sz="4" w:space="0" w:color="000000"/>
-            </w:tcBorders>
-          </w:tcPr>
-          <w:p>
-            <w:pPr>
-              <w:pStyle w:val="TableParagraph"/>
-              <w:ind w:left="87"/>
-              <w:rPr>
-                <w:sz w:val="24"/>
-                <w:szCs w:val="24"/>
-              </w:rPr>
-            </w:pPr>
-            <w:r>
-              <w:rPr>
-                <w:sz w:val="24"/>
-                <w:szCs w:val="24"/>
-              </w:rPr>
-              <w:t>Redigir, ajustar e consolidar a versão final do relatório com as justificativas do escopo.</w:t>
-            </w:r>
-          </w:p>
-        </w:tc>
-        <w:tc>
-          <w:tcPr>
-            <w:tcW w:w="1924" w:type="dxa"/>
-            <w:tcBorders>
-              <w:top w:val="single" w:sz="4" w:space="0" w:color="000000"/>
-              <w:left w:val="single" w:sz="4" w:space="0" w:color="000000"/>
-              <w:bottom w:val="single" w:sz="4" w:space="0" w:color="000000"/>
-              <w:right w:val="single" w:sz="4" w:space="0" w:color="000000"/>
-            </w:tcBorders>
-            <w:vAlign w:val="center"/>
-          </w:tcPr>
-          <w:p>
-            <w:pPr>
-              <w:pStyle w:val="TableParagraph"/>
-              <w:spacing w:before="7"/>
-              <w:ind w:left="36" w:right="23"/>
-              <w:jc w:val="center"/>
-              <w:rPr>
-                <w:sz w:val="23"/>
-              </w:rPr>
-            </w:pPr>
-            <w:r>
-              <w:rPr>
-                <w:sz w:val="23"/>
-              </w:rPr>
-              <w:t>Thiago, Leandro e Lucas</w:t>
-            </w:r>
-          </w:p>
-        </w:tc>
-        <w:tc>
-          <w:tcPr>
-            <w:tcW w:w="1276" w:type="dxa"/>
-            <w:tcBorders>
-              <w:top w:val="single" w:sz="4" w:space="0" w:color="000000"/>
-              <w:left w:val="single" w:sz="4" w:space="0" w:color="000000"/>
-              <w:bottom w:val="single" w:sz="4" w:space="0" w:color="000000"/>
-              <w:right w:val="single" w:sz="4" w:space="0" w:color="000000"/>
-            </w:tcBorders>
-            <w:vAlign w:val="center"/>
-          </w:tcPr>
-          <w:p>
-            <w:pPr>
-              <w:pStyle w:val="TableParagraph"/>
-              <w:ind w:left="25" w:right="26"/>
-              <w:jc w:val="center"/>
-              <w:rPr>
-                <w:sz w:val="24"/>
-                <w:szCs w:val="24"/>
-              </w:rPr>
-            </w:pPr>
-            <w:r>
-              <w:rPr>
-                <w:sz w:val="24"/>
-                <w:szCs w:val="24"/>
-              </w:rPr>
-              <w:t>29/10/2026</w:t>
-            </w:r>
-          </w:p>
-        </w:tc>
-        <w:tc>
-          <w:tcPr>
-            <w:tcW w:w="1240" w:type="dxa"/>
-            <w:tcBorders>
-              <w:top w:val="single" w:sz="4" w:space="0" w:color="000000"/>
-              <w:left w:val="single" w:sz="4" w:space="0" w:color="000000"/>
-              <w:bottom w:val="single" w:sz="4" w:space="0" w:color="000000"/>
-              <w:right w:val="single" w:sz="4" w:space="0" w:color="000000"/>
-            </w:tcBorders>
-            <w:vAlign w:val="center"/>
-          </w:tcPr>
-          <w:p>
-            <w:pPr>
-              <w:pStyle w:val="TableParagraph"/>
-              <w:ind w:left="44"/>
-              <w:jc w:val="center"/>
-              <w:rPr>
-                <w:sz w:val="24"/>
-                <w:szCs w:val="24"/>
-              </w:rPr>
-            </w:pPr>
-            <w:r>
-              <w:rPr>
-                <w:sz w:val="24"/>
-                <w:szCs w:val="24"/>
-              </w:rPr>
               <w:t>29/10/2026</w:t>
             </w:r>
           </w:p>
@@ -20948,6 +19680,13 @@
         </w:tc>
       </w:tr>
     </w:tbl>
+    <w:p/>
+    <w:p/>
+    <w:p/>
+    <w:p/>
+    <w:p/>
+    <w:p/>
+    <w:p/>
     <w:p/>
     <w:tbl>
       <w:tblPr>
@@ -21007,6 +19746,7 @@
                 <w:w w:val="105"/>
                 <w:sz w:val="24"/>
               </w:rPr>
+              <w:lastRenderedPageBreak/>
               <w:t>43</w:t>
             </w:r>
           </w:p>
@@ -24342,9 +23082,9 @@
   <w:abstractNum w:abstractNumId="2" w15:restartNumberingAfterBreak="0">
     <w:nsid w:val="5CC66F95"/>
     <w:multiLevelType w:val="hybridMultilevel"/>
-    <w:tmpl w:val="0FC45698"/>
-    <w:lvl w:ilvl="0" w:tplc="81008086">
-      <w:start w:val="8"/>
+    <w:tmpl w:val="649408A8"/>
+    <w:lvl w:ilvl="0" w:tplc="C35C1202">
+      <w:start w:val="7"/>
       <w:numFmt w:val="decimal"/>
       <w:lvlText w:val="%1."/>
       <w:lvlJc w:val="left"/>
